--- a/Documentation/Analysis.docx
+++ b/Documentation/Analysis.docx
@@ -99,41 +99,107 @@
           <w:szCs w:val="24"/>
           <w:lang w:val="en-US"/>
         </w:rPr>
-        <w:t>This also retains the community in the chess club that would be lost if playing on a network since players will be able to directly verbally communicated with each other. Players wins and losses will be stored allowing students to compare their statistics and abilities in chess.</w:t>
-      </w:r>
-    </w:p>
-    <w:p>
-      <w:pPr>
-        <w:rPr>
-          <w:sz w:val="24"/>
-          <w:szCs w:val="24"/>
-          <w:lang w:val="en-US"/>
-        </w:rPr>
-      </w:pPr>
-      <w:r>
-        <w:rPr>
-          <w:sz w:val="24"/>
-          <w:szCs w:val="24"/>
-          <w:lang w:val="en-US"/>
-        </w:rPr>
-        <w:t>He also wants me to include a play against the AI option for students that do not have a partner to play against. This ensures players always have something to do at the club and gives members an option to practice rather that always having the pressure of a real game against a real opponent. Wins against the ai will also count as wins on the stats sheet so players will be able to stay competitive using this feature even if they have no one to play with.</w:t>
-      </w:r>
-    </w:p>
-    <w:p>
-      <w:pPr>
-        <w:rPr>
-          <w:sz w:val="24"/>
-          <w:szCs w:val="24"/>
-          <w:lang w:val="en-US"/>
-        </w:rPr>
-      </w:pPr>
-      <w:r>
-        <w:rPr>
-          <w:sz w:val="24"/>
-          <w:szCs w:val="24"/>
-          <w:lang w:val="en-US"/>
-        </w:rPr>
-        <w:t xml:space="preserve">The main aim of my project is to create a chess app that can be played player vs player and player vs ai. It will be able to store wins and losses creating a more competitive environment at the </w:t>
+        <w:t xml:space="preserve">This also retains the community in the chess club that would be lost if playing on a network since players will be able to </w:t>
+      </w:r>
+      <w:proofErr w:type="gramStart"/>
+      <w:r>
+        <w:rPr>
+          <w:sz w:val="24"/>
+          <w:szCs w:val="24"/>
+          <w:lang w:val="en-US"/>
+        </w:rPr>
+        <w:t>directly verbally communicate with each other</w:t>
+      </w:r>
+      <w:proofErr w:type="gramEnd"/>
+      <w:r>
+        <w:rPr>
+          <w:sz w:val="24"/>
+          <w:szCs w:val="24"/>
+          <w:lang w:val="en-US"/>
+        </w:rPr>
+        <w:t>. Players wins and losses will be stored allowing students to compare their statistics and abilities in chess.</w:t>
+      </w:r>
+    </w:p>
+    <w:p>
+      <w:pPr>
+        <w:rPr>
+          <w:sz w:val="24"/>
+          <w:szCs w:val="24"/>
+          <w:lang w:val="en-US"/>
+        </w:rPr>
+      </w:pPr>
+      <w:r>
+        <w:rPr>
+          <w:sz w:val="24"/>
+          <w:szCs w:val="24"/>
+          <w:lang w:val="en-US"/>
+        </w:rPr>
+        <w:t xml:space="preserve">He also wants me to include a play against the AI option for students that do not have a partner to play against. This ensures players always have something to do at the club and gives members an option to practice rather that always having the pressure of a real game against a </w:t>
+      </w:r>
+      <w:r>
+        <w:rPr>
+          <w:sz w:val="24"/>
+          <w:szCs w:val="24"/>
+          <w:lang w:val="en-US"/>
+        </w:rPr>
+        <w:t>real opponent</w:t>
+      </w:r>
+      <w:r>
+        <w:rPr>
+          <w:sz w:val="24"/>
+          <w:szCs w:val="24"/>
+          <w:lang w:val="en-US"/>
+        </w:rPr>
+        <w:t xml:space="preserve">. Wins against the </w:t>
+      </w:r>
+      <w:r>
+        <w:rPr>
+          <w:sz w:val="24"/>
+          <w:szCs w:val="24"/>
+          <w:lang w:val="en-US"/>
+        </w:rPr>
+        <w:t>AI</w:t>
+      </w:r>
+      <w:r>
+        <w:rPr>
+          <w:sz w:val="24"/>
+          <w:szCs w:val="24"/>
+          <w:lang w:val="en-US"/>
+        </w:rPr>
+        <w:t xml:space="preserve"> will also count as wins on the stats sheet so players will be able to stay competitive using this feature even if they have no one to play with.</w:t>
+      </w:r>
+    </w:p>
+    <w:p>
+      <w:pPr>
+        <w:rPr>
+          <w:sz w:val="24"/>
+          <w:szCs w:val="24"/>
+          <w:lang w:val="en-US"/>
+        </w:rPr>
+      </w:pPr>
+      <w:r>
+        <w:rPr>
+          <w:sz w:val="24"/>
+          <w:szCs w:val="24"/>
+          <w:lang w:val="en-US"/>
+        </w:rPr>
+        <w:t xml:space="preserve">The main aim of my project is to create a chess app that can be played player vs player and player vs </w:t>
+      </w:r>
+      <w:r>
+        <w:rPr>
+          <w:sz w:val="24"/>
+          <w:szCs w:val="24"/>
+          <w:lang w:val="en-US"/>
+        </w:rPr>
+        <w:t>AI</w:t>
+      </w:r>
+      <w:r>
+        <w:rPr>
+          <w:sz w:val="24"/>
+          <w:szCs w:val="24"/>
+          <w:lang w:val="en-US"/>
+        </w:rPr>
+        <w:t xml:space="preserve">. It will be able to store wins and losses creating a more competitive environment at the </w:t>
       </w:r>
       <w:r>
         <w:rPr>
@@ -149,7 +215,15 @@
           <w:szCs w:val="24"/>
           <w:lang w:val="en-US"/>
         </w:rPr>
-        <w:t xml:space="preserve"> chess club. I feel this will allow new members to not be as intimidated waiting to play on the few boards and instead they can feel comfortable playing locally on a computer or against ai</w:t>
+        <w:t xml:space="preserve"> chess club. I feel this will allow new members to not be as intimidated waiting to play on the few boards and instead they can feel comfortable playing locally on a computer or against </w:t>
+      </w:r>
+      <w:r>
+        <w:rPr>
+          <w:sz w:val="24"/>
+          <w:szCs w:val="24"/>
+          <w:lang w:val="en-US"/>
+        </w:rPr>
+        <w:t>AI</w:t>
       </w:r>
       <w:r>
         <w:rPr>
@@ -174,7 +248,23 @@
           <w:szCs w:val="24"/>
           <w:lang w:val="en-US"/>
         </w:rPr>
-        <w:t>This a general overview I will be interviewing a member of the club named Jim to gather further information towards my solution</w:t>
+        <w:t xml:space="preserve">This </w:t>
+      </w:r>
+      <w:r>
+        <w:rPr>
+          <w:sz w:val="24"/>
+          <w:szCs w:val="24"/>
+          <w:lang w:val="en-US"/>
+        </w:rPr>
+        <w:t xml:space="preserve">is </w:t>
+      </w:r>
+      <w:r>
+        <w:rPr>
+          <w:sz w:val="24"/>
+          <w:szCs w:val="24"/>
+          <w:lang w:val="en-US"/>
+        </w:rPr>
+        <w:t>a general overview I will be interviewing a member of the club named Jim to gather further information towards my solution</w:t>
       </w:r>
       <w:r>
         <w:rPr>
@@ -279,7 +369,23 @@
           <w:szCs w:val="24"/>
           <w:lang w:val="en-US"/>
         </w:rPr>
-        <w:t xml:space="preserve">from 15:05-16:00. When the club members arrive they go to the front of the room to collect a chess board if available. If there are no chess boards available, they must wait for a pair to finish their match. Sometimes players go the entire session without playing a game due to the length of the games. When a game is finished the pair reassemble the pieces into their starting configurations and allow another pair to play, no pair </w:t>
+        <w:t>from 15:05-16:00. When the club members arrive they go to the front of the room to collect a chess board if available. If there are no chess boards available, they must wait for a pair to finish their match. Sometimes players go the entire session</w:t>
+      </w:r>
+      <w:r>
+        <w:rPr>
+          <w:sz w:val="24"/>
+          <w:szCs w:val="24"/>
+          <w:lang w:val="en-US"/>
+        </w:rPr>
+        <w:t>s</w:t>
+      </w:r>
+      <w:r>
+        <w:rPr>
+          <w:sz w:val="24"/>
+          <w:szCs w:val="24"/>
+          <w:lang w:val="en-US"/>
+        </w:rPr>
+        <w:t xml:space="preserve"> without playing a game due to the length of the games. When a game is finished the pair reassemble the pieces into their starting configurations and allow another pair to play, no pair </w:t>
       </w:r>
       <w:proofErr w:type="gramStart"/>
       <w:r>

--- a/Documentation/Analysis.docx
+++ b/Documentation/Analysis.docx
@@ -279,7 +279,7 @@
           <w:szCs w:val="24"/>
           <w:lang w:val="en-US"/>
         </w:rPr>
-        <w:t xml:space="preserve">from 15:05-16:00. When the club members arrive they go to the front of the room to collect a chess board if available. If there are no chess boards available, they must wait for a pair to finish their match. Sometimes players go the entire session without playing a game due to the length of the games. When a game is finished the pair reassemble the pieces into their starting configurations and allow another pair to play, no pair </w:t>
+        <w:t xml:space="preserve">from 15:05-16:00. When the club members </w:t>
       </w:r>
       <w:proofErr w:type="gramStart"/>
       <w:r>
@@ -288,6 +288,24 @@
           <w:szCs w:val="24"/>
           <w:lang w:val="en-US"/>
         </w:rPr>
+        <w:t>arrive</w:t>
+      </w:r>
+      <w:proofErr w:type="gramEnd"/>
+      <w:r>
+        <w:rPr>
+          <w:sz w:val="24"/>
+          <w:szCs w:val="24"/>
+          <w:lang w:val="en-US"/>
+        </w:rPr>
+        <w:t xml:space="preserve"> they go to the front of the room to collect a chess board if available. If there are no chess boards available, they must wait for a pair to finish their match. Sometimes players go the entire session without playing a game due to the length of the games. When a game is finished the pair reassemble the pieces into their starting configurations and allow another pair to play, no pair </w:t>
+      </w:r>
+      <w:proofErr w:type="gramStart"/>
+      <w:r>
+        <w:rPr>
+          <w:sz w:val="24"/>
+          <w:szCs w:val="24"/>
+          <w:lang w:val="en-US"/>
+        </w:rPr>
         <w:t>is able to</w:t>
       </w:r>
       <w:proofErr w:type="gramEnd"/>
@@ -385,7 +403,7 @@
         </w:rPr>
         <w:t xml:space="preserve">A </w:t>
       </w:r>
-      <w:hyperlink r:id="rId5" w:tooltip="Rook (chess)" w:history="1">
+      <w:hyperlink r:id="rId8" w:tooltip="Rook (chess)" w:history="1">
         <w:r>
           <w:rPr>
             <w:rStyle w:val="Hyperlink"/>
@@ -422,7 +440,7 @@
         </w:rPr>
         <w:t xml:space="preserve">A </w:t>
       </w:r>
-      <w:hyperlink r:id="rId6" w:tooltip="Bishop (chess)" w:history="1">
+      <w:hyperlink r:id="rId9" w:tooltip="Bishop (chess)" w:history="1">
         <w:r>
           <w:rPr>
             <w:rStyle w:val="Hyperlink"/>
@@ -459,7 +477,7 @@
         </w:rPr>
         <w:t xml:space="preserve">The </w:t>
       </w:r>
-      <w:hyperlink r:id="rId7" w:tooltip="Queen (chess)" w:history="1">
+      <w:hyperlink r:id="rId10" w:tooltip="Queen (chess)" w:history="1">
         <w:r>
           <w:rPr>
             <w:rStyle w:val="Hyperlink"/>
@@ -506,7 +524,7 @@
           <w:lang w:eastAsia="en-GB"/>
         </w:rPr>
       </w:pPr>
-      <w:hyperlink r:id="rId8" w:tooltip="Pawn (chess)" w:history="1">
+      <w:hyperlink r:id="rId11" w:tooltip="Pawn (chess)" w:history="1">
         <w:r>
           <w:rPr>
             <w:rFonts w:eastAsia="Times New Roman" w:cstheme="minorHAnsi"/>
@@ -526,27 +544,7 @@
           <w:szCs w:val="24"/>
           <w:lang w:eastAsia="en-GB"/>
         </w:rPr>
-        <w:t xml:space="preserve"> have the most complex rules of movement:</w:t>
-      </w:r>
-      <w:r>
-        <w:rPr>
-          <w:rFonts w:eastAsia="Times New Roman" w:cstheme="minorHAnsi"/>
-          <w:color w:val="000000" w:themeColor="text1"/>
-          <w:sz w:val="24"/>
-          <w:szCs w:val="24"/>
-          <w:lang w:eastAsia="en-GB"/>
-        </w:rPr>
-        <w:t xml:space="preserve"> </w:t>
-      </w:r>
-      <w:r>
-        <w:rPr>
-          <w:rFonts w:eastAsia="Times New Roman" w:cstheme="minorHAnsi"/>
-          <w:color w:val="000000" w:themeColor="text1"/>
-          <w:sz w:val="24"/>
-          <w:szCs w:val="24"/>
-          <w:lang w:eastAsia="en-GB"/>
-        </w:rPr>
-        <w:t xml:space="preserve">A pawn moves straight forward one square, if that square is vacant. If it has not yet moved, a pawn also has the option of moving </w:t>
+        <w:t xml:space="preserve"> have the most complex rules of movement: A pawn moves straight forward one square, if that square is vacant. If it has not yet moved, a pawn also has the option of moving </w:t>
       </w:r>
       <w:r>
         <w:rPr>
@@ -568,27 +566,7 @@
           <w:szCs w:val="24"/>
           <w:lang w:eastAsia="en-GB"/>
         </w:rPr>
-        <w:t xml:space="preserve"> squares straight forward, provided both squares are vacant. Pawns cannot move backwards.</w:t>
-      </w:r>
-      <w:r>
-        <w:rPr>
-          <w:rFonts w:eastAsia="Times New Roman" w:cstheme="minorHAnsi"/>
-          <w:color w:val="000000" w:themeColor="text1"/>
-          <w:sz w:val="24"/>
-          <w:szCs w:val="24"/>
-          <w:lang w:eastAsia="en-GB"/>
-        </w:rPr>
-        <w:t xml:space="preserve"> </w:t>
-      </w:r>
-      <w:r>
-        <w:rPr>
-          <w:rFonts w:eastAsia="Times New Roman" w:cstheme="minorHAnsi"/>
-          <w:color w:val="000000" w:themeColor="text1"/>
-          <w:sz w:val="24"/>
-          <w:szCs w:val="24"/>
-          <w:lang w:eastAsia="en-GB"/>
-        </w:rPr>
-        <w:t xml:space="preserve">A pawn, unlike other pieces, captures differently from how it moves. A pawn can capture an enemy piece on either of the two squares diagonally in front of the pawn. It cannot move to those squares when vacant except when capturing </w:t>
+        <w:t xml:space="preserve"> squares straight forward, provided both squares are vacant. Pawns cannot move backwards. A pawn, unlike other pieces, captures differently from how it moves. A pawn can capture an enemy piece on either of the two squares diagonally in front of the pawn. It cannot move to those squares when vacant except when capturing </w:t>
       </w:r>
       <w:proofErr w:type="spellStart"/>
       <w:r>
@@ -614,19 +592,7 @@
           <w:szCs w:val="24"/>
           <w:lang w:eastAsia="en-GB"/>
         </w:rPr>
-        <w:t xml:space="preserve"> </w:t>
-      </w:r>
-      <w:r>
-        <w:rPr>
-          <w:rFonts w:eastAsia="Times New Roman" w:cstheme="minorHAnsi"/>
-          <w:i/>
-          <w:iCs/>
-          <w:color w:val="000000" w:themeColor="text1"/>
-          <w:sz w:val="24"/>
-          <w:szCs w:val="24"/>
-          <w:lang w:eastAsia="en-GB"/>
-        </w:rPr>
-        <w:t>passant</w:t>
+        <w:t xml:space="preserve"> passant</w:t>
       </w:r>
       <w:r>
         <w:rPr>
@@ -660,7 +626,7 @@
         </w:rPr>
         <w:t xml:space="preserve">The pawn is also involved in the two special moves </w:t>
       </w:r>
-      <w:hyperlink r:id="rId9" w:anchor="En_passant" w:history="1">
+      <w:hyperlink r:id="rId12" w:anchor="En_passant" w:history="1">
         <w:proofErr w:type="spellStart"/>
         <w:r>
           <w:rPr>
@@ -685,19 +651,7 @@
             <w:szCs w:val="24"/>
             <w:lang w:eastAsia="en-GB"/>
           </w:rPr>
-          <w:t xml:space="preserve"> </w:t>
-        </w:r>
-        <w:r>
-          <w:rPr>
-            <w:rFonts w:eastAsia="Times New Roman" w:cstheme="minorHAnsi"/>
-            <w:i/>
-            <w:iCs/>
-            <w:color w:val="000000" w:themeColor="text1"/>
-            <w:sz w:val="24"/>
-            <w:szCs w:val="24"/>
-            <w:lang w:eastAsia="en-GB"/>
-          </w:rPr>
-          <w:t>passant</w:t>
+          <w:t xml:space="preserve"> passant</w:t>
         </w:r>
       </w:hyperlink>
       <w:r>
@@ -710,7 +664,7 @@
         </w:rPr>
         <w:t xml:space="preserve"> and </w:t>
       </w:r>
-      <w:hyperlink r:id="rId10" w:anchor="Promotion" w:history="1">
+      <w:hyperlink r:id="rId13" w:anchor="Promotion" w:history="1">
         <w:r>
           <w:rPr>
             <w:rFonts w:eastAsia="Times New Roman" w:cstheme="minorHAnsi"/>
@@ -824,7 +778,7 @@
         </w:rPr>
         <w:lastRenderedPageBreak/>
         <w:drawing>
-          <wp:anchor distT="0" distB="0" distL="114300" distR="114300" simplePos="0" relativeHeight="251660288" behindDoc="1" locked="0" layoutInCell="1" allowOverlap="1" wp14:anchorId="2E7651D2" wp14:editId="74E61AD1">
+          <wp:anchor distT="0" distB="0" distL="114300" distR="114300" simplePos="0" relativeHeight="251660288" behindDoc="1" locked="0" layoutInCell="1" allowOverlap="1" wp14:anchorId="2E7651D2" wp14:editId="4DBDF098">
             <wp:simplePos x="0" y="0"/>
             <wp:positionH relativeFrom="margin">
               <wp:posOffset>3623310</wp:posOffset>
@@ -855,7 +809,7 @@
                     <pic:cNvPicPr/>
                   </pic:nvPicPr>
                   <pic:blipFill>
-                    <a:blip r:embed="rId11">
+                    <a:blip r:embed="rId14">
                       <a:extLst>
                         <a:ext uri="{28A0092B-C50C-407E-A947-70E740481C1C}">
                           <a14:useLocalDpi xmlns:a14="http://schemas.microsoft.com/office/drawing/2010/main" val="0"/>
@@ -925,7 +879,7 @@
                     <pic:cNvPicPr/>
                   </pic:nvPicPr>
                   <pic:blipFill>
-                    <a:blip r:embed="rId12">
+                    <a:blip r:embed="rId15">
                       <a:extLst>
                         <a:ext uri="{28A0092B-C50C-407E-A947-70E740481C1C}">
                           <a14:useLocalDpi xmlns:a14="http://schemas.microsoft.com/office/drawing/2010/main" val="0"/>
@@ -989,7 +943,7 @@
                     <pic:cNvPicPr/>
                   </pic:nvPicPr>
                   <pic:blipFill>
-                    <a:blip r:embed="rId13">
+                    <a:blip r:embed="rId16">
                       <a:extLst>
                         <a:ext uri="{28A0092B-C50C-407E-A947-70E740481C1C}">
                           <a14:useLocalDpi xmlns:a14="http://schemas.microsoft.com/office/drawing/2010/main" val="0"/>
@@ -1040,7 +994,7 @@
         <mc:AlternateContent>
           <mc:Choice Requires="wps">
             <w:drawing>
-              <wp:anchor distT="45720" distB="45720" distL="114300" distR="114300" simplePos="0" relativeHeight="251662336" behindDoc="0" locked="0" layoutInCell="1" allowOverlap="1" wp14:anchorId="30AABAE4" wp14:editId="7869B02E">
+              <wp:anchor distT="45720" distB="45720" distL="114300" distR="114300" simplePos="0" relativeHeight="251662336" behindDoc="0" locked="0" layoutInCell="1" allowOverlap="1" wp14:anchorId="30AABAE4" wp14:editId="58BEB268">
                 <wp:simplePos x="0" y="0"/>
                 <wp:positionH relativeFrom="column">
                   <wp:posOffset>3719830</wp:posOffset>
@@ -1132,7 +1086,1723 @@
         </mc:AlternateContent>
       </w:r>
     </w:p>
+    <w:p>
+      <w:pPr>
+        <w:rPr>
+          <w:sz w:val="24"/>
+          <w:szCs w:val="24"/>
+        </w:rPr>
+      </w:pPr>
+    </w:p>
+    <w:p>
+      <w:pPr>
+        <w:rPr>
+          <w:sz w:val="24"/>
+          <w:szCs w:val="24"/>
+        </w:rPr>
+      </w:pPr>
+    </w:p>
+    <w:p>
+      <w:pPr>
+        <w:rPr>
+          <w:sz w:val="24"/>
+          <w:szCs w:val="24"/>
+        </w:rPr>
+      </w:pPr>
+    </w:p>
+    <w:p>
+      <w:pPr>
+        <w:rPr>
+          <w:sz w:val="24"/>
+          <w:szCs w:val="24"/>
+        </w:rPr>
+      </w:pPr>
+    </w:p>
+    <w:p>
+      <w:pPr>
+        <w:rPr>
+          <w:sz w:val="24"/>
+          <w:szCs w:val="24"/>
+        </w:rPr>
+      </w:pPr>
+    </w:p>
+    <w:p>
+      <w:pPr>
+        <w:rPr>
+          <w:sz w:val="24"/>
+          <w:szCs w:val="24"/>
+        </w:rPr>
+      </w:pPr>
+    </w:p>
+    <w:p>
+      <w:pPr>
+        <w:rPr>
+          <w:sz w:val="24"/>
+          <w:szCs w:val="24"/>
+        </w:rPr>
+      </w:pPr>
+    </w:p>
+    <w:p>
+      <w:pPr>
+        <w:rPr>
+          <w:sz w:val="24"/>
+          <w:szCs w:val="24"/>
+        </w:rPr>
+      </w:pPr>
+    </w:p>
+    <w:p>
+      <w:pPr>
+        <w:rPr>
+          <w:sz w:val="24"/>
+          <w:szCs w:val="24"/>
+        </w:rPr>
+      </w:pPr>
+    </w:p>
+    <w:p>
+      <w:pPr>
+        <w:rPr>
+          <w:sz w:val="24"/>
+          <w:szCs w:val="24"/>
+        </w:rPr>
+      </w:pPr>
+    </w:p>
+    <w:p>
+      <w:pPr>
+        <w:rPr>
+          <w:sz w:val="24"/>
+          <w:szCs w:val="24"/>
+        </w:rPr>
+      </w:pPr>
+      <w:r>
+        <w:rPr>
+          <w:sz w:val="24"/>
+          <w:szCs w:val="24"/>
+        </w:rPr>
+        <w:t>A king is</w:t>
+      </w:r>
+      <w:r>
+        <w:rPr>
+          <w:i/>
+          <w:iCs/>
+          <w:sz w:val="24"/>
+          <w:szCs w:val="24"/>
+        </w:rPr>
+        <w:t xml:space="preserve"> </w:t>
+      </w:r>
+      <w:r>
+        <w:rPr>
+          <w:rStyle w:val="Emphasis"/>
+          <w:i w:val="0"/>
+          <w:iCs w:val="0"/>
+          <w:sz w:val="24"/>
+          <w:szCs w:val="24"/>
+        </w:rPr>
+        <w:t>in check</w:t>
+      </w:r>
+      <w:r>
+        <w:rPr>
+          <w:sz w:val="24"/>
+          <w:szCs w:val="24"/>
+        </w:rPr>
+        <w:t xml:space="preserve"> when it is under attack by at least one enemy piece.</w:t>
+      </w:r>
+      <w:r>
+        <w:rPr>
+          <w:sz w:val="24"/>
+          <w:szCs w:val="24"/>
+        </w:rPr>
+        <w:t xml:space="preserve"> It must not be in check by the next move. </w:t>
+      </w:r>
+    </w:p>
+    <w:p>
+      <w:pPr>
+        <w:rPr>
+          <w:sz w:val="24"/>
+          <w:szCs w:val="24"/>
+        </w:rPr>
+      </w:pPr>
+      <w:r>
+        <w:rPr>
+          <w:sz w:val="24"/>
+          <w:szCs w:val="24"/>
+        </w:rPr>
+        <w:t xml:space="preserve">A king is in checkmate when it is under attack by at least one enemy </w:t>
+      </w:r>
+      <w:proofErr w:type="gramStart"/>
+      <w:r>
+        <w:rPr>
+          <w:sz w:val="24"/>
+          <w:szCs w:val="24"/>
+        </w:rPr>
+        <w:t>piece</w:t>
+      </w:r>
+      <w:proofErr w:type="gramEnd"/>
+      <w:r>
+        <w:rPr>
+          <w:sz w:val="24"/>
+          <w:szCs w:val="24"/>
+        </w:rPr>
+        <w:t xml:space="preserve"> and it cannot be saved in the next turn. In this situation the opponent wins.</w:t>
+      </w:r>
+    </w:p>
+    <w:p>
+      <w:pPr>
+        <w:rPr>
+          <w:sz w:val="24"/>
+          <w:szCs w:val="24"/>
+        </w:rPr>
+      </w:pPr>
+      <w:r>
+        <w:rPr>
+          <w:sz w:val="24"/>
+          <w:szCs w:val="24"/>
+        </w:rPr>
+        <w:t>A king is in stalemate when no piece can be moved without the king becoming in check. In this situation there is a draw.</w:t>
+      </w:r>
+    </w:p>
+    <w:p/>
+    <w:p/>
+    <w:p/>
+    <w:p/>
+    <w:p>
+      <w:pPr>
+        <w:rPr>
+          <w:sz w:val="28"/>
+          <w:szCs w:val="28"/>
+        </w:rPr>
+      </w:pPr>
+      <w:r>
+        <w:rPr>
+          <w:sz w:val="28"/>
+          <w:szCs w:val="28"/>
+        </w:rPr>
+        <w:lastRenderedPageBreak/>
+        <w:t>Analysis of Similar Systems</w:t>
+      </w:r>
+    </w:p>
+    <w:p>
+      <w:pPr>
+        <w:rPr>
+          <w:sz w:val="24"/>
+          <w:szCs w:val="24"/>
+        </w:rPr>
+      </w:pPr>
+      <w:r>
+        <w:rPr>
+          <w:sz w:val="24"/>
+          <w:szCs w:val="24"/>
+        </w:rPr>
+        <w:t>From what Dave has told us there are multiple chess solutions online that could meet the specification. These versions however require accounts with external companies and are online this causes child safety concerns. There is also the issue that we will not have the win ranking system we desire.</w:t>
+      </w:r>
+    </w:p>
+    <w:p>
+      <w:pPr>
+        <w:rPr>
+          <w:sz w:val="24"/>
+          <w:szCs w:val="24"/>
+        </w:rPr>
+      </w:pPr>
+      <w:r>
+        <w:rPr>
+          <w:sz w:val="24"/>
+          <w:szCs w:val="24"/>
+        </w:rPr>
+        <w:t>System 1 (chess.com):</w:t>
+      </w:r>
+    </w:p>
+    <w:p>
+      <w:pPr>
+        <w:rPr>
+          <w:sz w:val="24"/>
+          <w:szCs w:val="24"/>
+        </w:rPr>
+      </w:pPr>
+      <w:r>
+        <w:rPr>
+          <w:sz w:val="24"/>
+          <w:szCs w:val="24"/>
+        </w:rPr>
+        <w:drawing>
+          <wp:inline distT="0" distB="0" distL="0" distR="0" wp14:anchorId="41B80BB9" wp14:editId="7FFE6EEE">
+            <wp:extent cx="5016500" cy="3211316"/>
+            <wp:effectExtent l="0" t="0" r="0" b="8255"/>
+            <wp:docPr id="4" name="Picture 4"/>
+            <wp:cNvGraphicFramePr>
+              <a:graphicFrameLocks xmlns:a="http://schemas.openxmlformats.org/drawingml/2006/main" noChangeAspect="1"/>
+            </wp:cNvGraphicFramePr>
+            <a:graphic xmlns:a="http://schemas.openxmlformats.org/drawingml/2006/main">
+              <a:graphicData uri="http://schemas.openxmlformats.org/drawingml/2006/picture">
+                <pic:pic xmlns:pic="http://schemas.openxmlformats.org/drawingml/2006/picture">
+                  <pic:nvPicPr>
+                    <pic:cNvPr id="1" name=""/>
+                    <pic:cNvPicPr/>
+                  </pic:nvPicPr>
+                  <pic:blipFill>
+                    <a:blip r:embed="rId17"/>
+                    <a:stretch>
+                      <a:fillRect/>
+                    </a:stretch>
+                  </pic:blipFill>
+                  <pic:spPr>
+                    <a:xfrm>
+                      <a:off x="0" y="0"/>
+                      <a:ext cx="5023433" cy="3215754"/>
+                    </a:xfrm>
+                    <a:prstGeom prst="rect">
+                      <a:avLst/>
+                    </a:prstGeom>
+                  </pic:spPr>
+                </pic:pic>
+              </a:graphicData>
+            </a:graphic>
+          </wp:inline>
+        </w:drawing>
+      </w:r>
+    </w:p>
+    <w:p>
+      <w:pPr>
+        <w:rPr>
+          <w:sz w:val="24"/>
+          <w:szCs w:val="24"/>
+        </w:rPr>
+      </w:pPr>
+      <w:r>
+        <w:rPr>
+          <w:sz w:val="24"/>
+          <w:szCs w:val="24"/>
+        </w:rPr>
+        <w:t>Simplistic UI which is nice but contains a lot of unnecessary features for our app this can be overwhelming and will not be required.</w:t>
+      </w:r>
+    </w:p>
+    <w:p>
+      <w:pPr>
+        <w:rPr>
+          <w:sz w:val="24"/>
+          <w:szCs w:val="24"/>
+        </w:rPr>
+      </w:pPr>
+      <w:r>
+        <w:rPr>
+          <w:sz w:val="24"/>
+          <w:szCs w:val="24"/>
+        </w:rPr>
+        <w:drawing>
+          <wp:inline distT="0" distB="0" distL="0" distR="0" wp14:anchorId="38ADA2B8" wp14:editId="4AE42E4E">
+            <wp:extent cx="4749800" cy="2861141"/>
+            <wp:effectExtent l="0" t="0" r="0" b="0"/>
+            <wp:docPr id="7" name="Picture 7"/>
+            <wp:cNvGraphicFramePr>
+              <a:graphicFrameLocks xmlns:a="http://schemas.openxmlformats.org/drawingml/2006/main" noChangeAspect="1"/>
+            </wp:cNvGraphicFramePr>
+            <a:graphic xmlns:a="http://schemas.openxmlformats.org/drawingml/2006/main">
+              <a:graphicData uri="http://schemas.openxmlformats.org/drawingml/2006/picture">
+                <pic:pic xmlns:pic="http://schemas.openxmlformats.org/drawingml/2006/picture">
+                  <pic:nvPicPr>
+                    <pic:cNvPr id="1" name=""/>
+                    <pic:cNvPicPr/>
+                  </pic:nvPicPr>
+                  <pic:blipFill>
+                    <a:blip r:embed="rId18"/>
+                    <a:stretch>
+                      <a:fillRect/>
+                    </a:stretch>
+                  </pic:blipFill>
+                  <pic:spPr>
+                    <a:xfrm>
+                      <a:off x="0" y="0"/>
+                      <a:ext cx="4754250" cy="2863821"/>
+                    </a:xfrm>
+                    <a:prstGeom prst="rect">
+                      <a:avLst/>
+                    </a:prstGeom>
+                  </pic:spPr>
+                </pic:pic>
+              </a:graphicData>
+            </a:graphic>
+          </wp:inline>
+        </w:drawing>
+      </w:r>
+    </w:p>
+    <w:p>
+      <w:pPr>
+        <w:rPr>
+          <w:sz w:val="24"/>
+          <w:szCs w:val="24"/>
+        </w:rPr>
+      </w:pPr>
+      <w:r>
+        <w:rPr>
+          <w:sz w:val="24"/>
+          <w:szCs w:val="24"/>
+        </w:rPr>
+        <w:t>A major concern is that there is a paid plan to remove ads and get access to the AI. This is unreasonable for a casual player in the club and no ads or payments can be there.</w:t>
+      </w:r>
+    </w:p>
+    <w:p>
+      <w:pPr>
+        <w:rPr>
+          <w:sz w:val="24"/>
+          <w:szCs w:val="24"/>
+        </w:rPr>
+      </w:pPr>
+      <w:r>
+        <w:rPr>
+          <w:sz w:val="24"/>
+          <w:szCs w:val="24"/>
+        </w:rPr>
+        <w:lastRenderedPageBreak/>
+        <w:t>Overall,</w:t>
+      </w:r>
+      <w:r>
+        <w:rPr>
+          <w:sz w:val="24"/>
+          <w:szCs w:val="24"/>
+        </w:rPr>
+        <w:t xml:space="preserve"> we can see that it has a simple UI with nice looking pieces</w:t>
+      </w:r>
+      <w:r>
+        <w:rPr>
+          <w:sz w:val="24"/>
+          <w:szCs w:val="24"/>
+        </w:rPr>
+        <w:t>. However, there are ads and a lot of complicated chess information that would not be wanted.</w:t>
+      </w:r>
+    </w:p>
+    <w:tbl>
+      <w:tblPr>
+        <w:tblStyle w:val="TableGrid"/>
+        <w:tblW w:w="0" w:type="auto"/>
+        <w:tblLook w:val="04A0" w:firstRow="1" w:lastRow="0" w:firstColumn="1" w:lastColumn="0" w:noHBand="0" w:noVBand="1"/>
+      </w:tblPr>
+      <w:tblGrid>
+        <w:gridCol w:w="4508"/>
+        <w:gridCol w:w="4508"/>
+      </w:tblGrid>
+      <w:tr>
+        <w:tc>
+          <w:tcPr>
+            <w:tcW w:w="4508" w:type="dxa"/>
+          </w:tcPr>
+          <w:p>
+            <w:pPr>
+              <w:rPr>
+                <w:sz w:val="24"/>
+                <w:szCs w:val="24"/>
+              </w:rPr>
+            </w:pPr>
+            <w:r>
+              <w:rPr>
+                <w:sz w:val="24"/>
+                <w:szCs w:val="24"/>
+              </w:rPr>
+              <w:t>Good</w:t>
+            </w:r>
+          </w:p>
+          <w:p>
+            <w:pPr>
+              <w:pStyle w:val="ListParagraph"/>
+              <w:numPr>
+                <w:ilvl w:val="0"/>
+                <w:numId w:val="3"/>
+              </w:numPr>
+              <w:rPr>
+                <w:sz w:val="24"/>
+                <w:szCs w:val="24"/>
+              </w:rPr>
+            </w:pPr>
+            <w:r>
+              <w:rPr>
+                <w:sz w:val="24"/>
+                <w:szCs w:val="24"/>
+              </w:rPr>
+              <w:t>User friendly experience simple to use</w:t>
+            </w:r>
+          </w:p>
+          <w:p>
+            <w:pPr>
+              <w:pStyle w:val="ListParagraph"/>
+              <w:numPr>
+                <w:ilvl w:val="0"/>
+                <w:numId w:val="3"/>
+              </w:numPr>
+              <w:rPr>
+                <w:sz w:val="24"/>
+                <w:szCs w:val="24"/>
+              </w:rPr>
+            </w:pPr>
+            <w:r>
+              <w:rPr>
+                <w:sz w:val="24"/>
+                <w:szCs w:val="24"/>
+              </w:rPr>
+              <w:t>Can play against ai</w:t>
+            </w:r>
+          </w:p>
+          <w:p>
+            <w:pPr>
+              <w:pStyle w:val="ListParagraph"/>
+              <w:numPr>
+                <w:ilvl w:val="0"/>
+                <w:numId w:val="3"/>
+              </w:numPr>
+              <w:rPr>
+                <w:sz w:val="24"/>
+                <w:szCs w:val="24"/>
+              </w:rPr>
+            </w:pPr>
+            <w:r>
+              <w:rPr>
+                <w:sz w:val="24"/>
+                <w:szCs w:val="24"/>
+              </w:rPr>
+              <w:t>Clean UI</w:t>
+            </w:r>
+          </w:p>
+          <w:p>
+            <w:pPr>
+              <w:pStyle w:val="ListParagraph"/>
+              <w:rPr>
+                <w:sz w:val="24"/>
+                <w:szCs w:val="24"/>
+              </w:rPr>
+            </w:pPr>
+          </w:p>
+        </w:tc>
+        <w:tc>
+          <w:tcPr>
+            <w:tcW w:w="4508" w:type="dxa"/>
+          </w:tcPr>
+          <w:p>
+            <w:pPr>
+              <w:rPr>
+                <w:sz w:val="24"/>
+                <w:szCs w:val="24"/>
+              </w:rPr>
+            </w:pPr>
+            <w:r>
+              <w:rPr>
+                <w:sz w:val="24"/>
+                <w:szCs w:val="24"/>
+              </w:rPr>
+              <w:t>Bad</w:t>
+            </w:r>
+          </w:p>
+          <w:p>
+            <w:pPr>
+              <w:pStyle w:val="ListParagraph"/>
+              <w:numPr>
+                <w:ilvl w:val="0"/>
+                <w:numId w:val="3"/>
+              </w:numPr>
+              <w:rPr>
+                <w:sz w:val="24"/>
+                <w:szCs w:val="24"/>
+              </w:rPr>
+            </w:pPr>
+            <w:r>
+              <w:rPr>
+                <w:sz w:val="24"/>
+                <w:szCs w:val="24"/>
+              </w:rPr>
+              <w:t>No local play options</w:t>
+            </w:r>
+          </w:p>
+          <w:p>
+            <w:pPr>
+              <w:pStyle w:val="ListParagraph"/>
+              <w:numPr>
+                <w:ilvl w:val="0"/>
+                <w:numId w:val="3"/>
+              </w:numPr>
+              <w:rPr>
+                <w:sz w:val="24"/>
+                <w:szCs w:val="24"/>
+              </w:rPr>
+            </w:pPr>
+            <w:r>
+              <w:rPr>
+                <w:sz w:val="24"/>
+                <w:szCs w:val="24"/>
+              </w:rPr>
+              <w:t>Global chess ranking not just wins and losses</w:t>
+            </w:r>
+          </w:p>
+          <w:p>
+            <w:pPr>
+              <w:pStyle w:val="ListParagraph"/>
+              <w:numPr>
+                <w:ilvl w:val="0"/>
+                <w:numId w:val="3"/>
+              </w:numPr>
+              <w:rPr>
+                <w:sz w:val="24"/>
+                <w:szCs w:val="24"/>
+              </w:rPr>
+            </w:pPr>
+            <w:r>
+              <w:rPr>
+                <w:sz w:val="24"/>
+                <w:szCs w:val="24"/>
+              </w:rPr>
+              <w:t>Overcomplicated options when in a match- to much information</w:t>
+            </w:r>
+          </w:p>
+        </w:tc>
+      </w:tr>
+    </w:tbl>
+    <w:p>
+      <w:pPr>
+        <w:rPr>
+          <w:sz w:val="24"/>
+          <w:szCs w:val="24"/>
+        </w:rPr>
+      </w:pPr>
+    </w:p>
+    <w:p>
+      <w:pPr>
+        <w:rPr>
+          <w:sz w:val="24"/>
+          <w:szCs w:val="24"/>
+        </w:rPr>
+      </w:pPr>
+      <w:r>
+        <w:rPr>
+          <w:sz w:val="24"/>
+          <w:szCs w:val="24"/>
+        </w:rPr>
+        <w:t>Proposed solution</w:t>
+      </w:r>
+    </w:p>
+    <w:p>
+      <w:pPr>
+        <w:pStyle w:val="ListParagraph"/>
+        <w:numPr>
+          <w:ilvl w:val="0"/>
+          <w:numId w:val="4"/>
+        </w:numPr>
+        <w:rPr>
+          <w:sz w:val="24"/>
+          <w:szCs w:val="24"/>
+        </w:rPr>
+      </w:pPr>
+      <w:r>
+        <w:rPr>
+          <w:sz w:val="24"/>
+          <w:szCs w:val="24"/>
+        </w:rPr>
+        <w:t>I will need a minimalistic UI that does not overwhelm the user.</w:t>
+      </w:r>
+    </w:p>
+    <w:p>
+      <w:pPr>
+        <w:pStyle w:val="ListParagraph"/>
+        <w:numPr>
+          <w:ilvl w:val="0"/>
+          <w:numId w:val="4"/>
+        </w:numPr>
+        <w:rPr>
+          <w:sz w:val="24"/>
+          <w:szCs w:val="24"/>
+        </w:rPr>
+      </w:pPr>
+      <w:r>
+        <w:rPr>
+          <w:sz w:val="24"/>
+          <w:szCs w:val="24"/>
+        </w:rPr>
+        <w:t>I need a local mode</w:t>
+      </w:r>
+    </w:p>
+    <w:p>
+      <w:pPr>
+        <w:pStyle w:val="ListParagraph"/>
+        <w:numPr>
+          <w:ilvl w:val="0"/>
+          <w:numId w:val="4"/>
+        </w:numPr>
+        <w:rPr>
+          <w:sz w:val="24"/>
+          <w:szCs w:val="24"/>
+        </w:rPr>
+      </w:pPr>
+      <w:r>
+        <w:rPr>
+          <w:sz w:val="24"/>
+          <w:szCs w:val="24"/>
+        </w:rPr>
+        <w:t>I need a play against the ai mode that you can gain score for</w:t>
+      </w:r>
+    </w:p>
+    <w:p>
+      <w:pPr>
+        <w:rPr>
+          <w:sz w:val="24"/>
+          <w:szCs w:val="24"/>
+        </w:rPr>
+      </w:pPr>
+    </w:p>
+    <w:p>
+      <w:pPr>
+        <w:rPr>
+          <w:sz w:val="24"/>
+          <w:szCs w:val="24"/>
+        </w:rPr>
+      </w:pPr>
+      <w:r>
+        <w:rPr>
+          <w:sz w:val="24"/>
+          <w:szCs w:val="24"/>
+        </w:rPr>
+        <w:t>System 2 (freechess.com)</w:t>
+      </w:r>
+    </w:p>
+    <w:p>
+      <w:pPr>
+        <w:rPr>
+          <w:sz w:val="24"/>
+          <w:szCs w:val="24"/>
+        </w:rPr>
+      </w:pPr>
+      <w:r>
+        <w:rPr>
+          <w:sz w:val="24"/>
+          <w:szCs w:val="24"/>
+        </w:rPr>
+        <w:drawing>
+          <wp:inline distT="0" distB="0" distL="0" distR="0" wp14:anchorId="4D175147" wp14:editId="1FC2FDEE">
+            <wp:extent cx="5731510" cy="3050540"/>
+            <wp:effectExtent l="0" t="0" r="2540" b="0"/>
+            <wp:docPr id="8" name="Picture 8"/>
+            <wp:cNvGraphicFramePr>
+              <a:graphicFrameLocks xmlns:a="http://schemas.openxmlformats.org/drawingml/2006/main" noChangeAspect="1"/>
+            </wp:cNvGraphicFramePr>
+            <a:graphic xmlns:a="http://schemas.openxmlformats.org/drawingml/2006/main">
+              <a:graphicData uri="http://schemas.openxmlformats.org/drawingml/2006/picture">
+                <pic:pic xmlns:pic="http://schemas.openxmlformats.org/drawingml/2006/picture">
+                  <pic:nvPicPr>
+                    <pic:cNvPr id="1" name=""/>
+                    <pic:cNvPicPr/>
+                  </pic:nvPicPr>
+                  <pic:blipFill>
+                    <a:blip r:embed="rId19"/>
+                    <a:stretch>
+                      <a:fillRect/>
+                    </a:stretch>
+                  </pic:blipFill>
+                  <pic:spPr>
+                    <a:xfrm>
+                      <a:off x="0" y="0"/>
+                      <a:ext cx="5731510" cy="3050540"/>
+                    </a:xfrm>
+                    <a:prstGeom prst="rect">
+                      <a:avLst/>
+                    </a:prstGeom>
+                  </pic:spPr>
+                </pic:pic>
+              </a:graphicData>
+            </a:graphic>
+          </wp:inline>
+        </w:drawing>
+      </w:r>
+    </w:p>
+    <w:p>
+      <w:pPr>
+        <w:rPr>
+          <w:sz w:val="24"/>
+          <w:szCs w:val="24"/>
+        </w:rPr>
+      </w:pPr>
+      <w:r>
+        <w:rPr>
+          <w:sz w:val="24"/>
+          <w:szCs w:val="24"/>
+        </w:rPr>
+        <w:t xml:space="preserve">This site is simple you just start a new game and play. You can play online against random people or against a bot. This simplicity means you do not get confused and it is easily accessible for a person. There </w:t>
+      </w:r>
+      <w:proofErr w:type="gramStart"/>
+      <w:r>
+        <w:rPr>
+          <w:sz w:val="24"/>
+          <w:szCs w:val="24"/>
+        </w:rPr>
+        <w:t>is</w:t>
+      </w:r>
+      <w:proofErr w:type="gramEnd"/>
+      <w:r>
+        <w:rPr>
+          <w:sz w:val="24"/>
+          <w:szCs w:val="24"/>
+        </w:rPr>
+        <w:t xml:space="preserve"> also no ads. The issue however is the console on the side of the screen it will be very intimidating for a new user to see. The board and pieces also look </w:t>
+      </w:r>
+      <w:proofErr w:type="gramStart"/>
+      <w:r>
+        <w:rPr>
+          <w:sz w:val="24"/>
+          <w:szCs w:val="24"/>
+        </w:rPr>
+        <w:t>weird</w:t>
+      </w:r>
+      <w:proofErr w:type="gramEnd"/>
+      <w:r>
+        <w:rPr>
+          <w:sz w:val="24"/>
+          <w:szCs w:val="24"/>
+        </w:rPr>
+        <w:t xml:space="preserve"> and the light theme is not very attractive and modern. A darker theme would be better.</w:t>
+      </w:r>
+    </w:p>
+    <w:tbl>
+      <w:tblPr>
+        <w:tblStyle w:val="TableGrid"/>
+        <w:tblpPr w:leftFromText="180" w:rightFromText="180" w:vertAnchor="text" w:horzAnchor="margin" w:tblpY="1001"/>
+        <w:tblW w:w="0" w:type="auto"/>
+        <w:tblLook w:val="04A0" w:firstRow="1" w:lastRow="0" w:firstColumn="1" w:lastColumn="0" w:noHBand="0" w:noVBand="1"/>
+      </w:tblPr>
+      <w:tblGrid>
+        <w:gridCol w:w="4508"/>
+        <w:gridCol w:w="4508"/>
+      </w:tblGrid>
+      <w:tr>
+        <w:tc>
+          <w:tcPr>
+            <w:tcW w:w="4508" w:type="dxa"/>
+          </w:tcPr>
+          <w:p>
+            <w:pPr>
+              <w:rPr>
+                <w:sz w:val="24"/>
+                <w:szCs w:val="24"/>
+              </w:rPr>
+            </w:pPr>
+            <w:r>
+              <w:rPr>
+                <w:sz w:val="24"/>
+                <w:szCs w:val="24"/>
+              </w:rPr>
+              <w:lastRenderedPageBreak/>
+              <w:t>Good</w:t>
+            </w:r>
+          </w:p>
+          <w:p>
+            <w:pPr>
+              <w:pStyle w:val="ListParagraph"/>
+              <w:numPr>
+                <w:ilvl w:val="0"/>
+                <w:numId w:val="3"/>
+              </w:numPr>
+              <w:rPr>
+                <w:sz w:val="24"/>
+                <w:szCs w:val="24"/>
+              </w:rPr>
+            </w:pPr>
+            <w:r>
+              <w:rPr>
+                <w:sz w:val="24"/>
+                <w:szCs w:val="24"/>
+              </w:rPr>
+              <w:t>User friendly experience simple to use</w:t>
+            </w:r>
+          </w:p>
+          <w:p>
+            <w:pPr>
+              <w:pStyle w:val="ListParagraph"/>
+              <w:numPr>
+                <w:ilvl w:val="0"/>
+                <w:numId w:val="3"/>
+              </w:numPr>
+              <w:rPr>
+                <w:sz w:val="24"/>
+                <w:szCs w:val="24"/>
+              </w:rPr>
+            </w:pPr>
+            <w:r>
+              <w:rPr>
+                <w:sz w:val="24"/>
+                <w:szCs w:val="24"/>
+              </w:rPr>
+              <w:t>Can play against ai</w:t>
+            </w:r>
+          </w:p>
+          <w:p>
+            <w:pPr>
+              <w:pStyle w:val="ListParagraph"/>
+              <w:numPr>
+                <w:ilvl w:val="0"/>
+                <w:numId w:val="3"/>
+              </w:numPr>
+              <w:rPr>
+                <w:sz w:val="24"/>
+                <w:szCs w:val="24"/>
+              </w:rPr>
+            </w:pPr>
+            <w:r>
+              <w:rPr>
+                <w:sz w:val="24"/>
+                <w:szCs w:val="24"/>
+              </w:rPr>
+              <w:t>No ads</w:t>
+            </w:r>
+          </w:p>
+          <w:p>
+            <w:pPr>
+              <w:pStyle w:val="ListParagraph"/>
+              <w:numPr>
+                <w:ilvl w:val="0"/>
+                <w:numId w:val="3"/>
+              </w:numPr>
+              <w:rPr>
+                <w:sz w:val="24"/>
+                <w:szCs w:val="24"/>
+              </w:rPr>
+            </w:pPr>
+            <w:r>
+              <w:rPr>
+                <w:sz w:val="24"/>
+                <w:szCs w:val="24"/>
+              </w:rPr>
+              <w:t>Can get quickly into a game</w:t>
+            </w:r>
+          </w:p>
+          <w:p>
+            <w:pPr>
+              <w:pStyle w:val="ListParagraph"/>
+              <w:numPr>
+                <w:ilvl w:val="0"/>
+                <w:numId w:val="3"/>
+              </w:numPr>
+              <w:rPr>
+                <w:sz w:val="24"/>
+                <w:szCs w:val="24"/>
+              </w:rPr>
+            </w:pPr>
+            <w:r>
+              <w:rPr>
+                <w:sz w:val="24"/>
+                <w:szCs w:val="24"/>
+              </w:rPr>
+              <w:t>Not an overwhelming UI</w:t>
+            </w:r>
+          </w:p>
+          <w:p>
+            <w:pPr>
+              <w:ind w:left="360"/>
+              <w:rPr>
+                <w:sz w:val="24"/>
+                <w:szCs w:val="24"/>
+              </w:rPr>
+            </w:pPr>
+          </w:p>
+        </w:tc>
+        <w:tc>
+          <w:tcPr>
+            <w:tcW w:w="4508" w:type="dxa"/>
+          </w:tcPr>
+          <w:p>
+            <w:pPr>
+              <w:rPr>
+                <w:sz w:val="24"/>
+                <w:szCs w:val="24"/>
+              </w:rPr>
+            </w:pPr>
+            <w:r>
+              <w:rPr>
+                <w:sz w:val="24"/>
+                <w:szCs w:val="24"/>
+              </w:rPr>
+              <w:t>Bad</w:t>
+            </w:r>
+          </w:p>
+          <w:p>
+            <w:pPr>
+              <w:pStyle w:val="ListParagraph"/>
+              <w:numPr>
+                <w:ilvl w:val="0"/>
+                <w:numId w:val="3"/>
+              </w:numPr>
+              <w:rPr>
+                <w:sz w:val="24"/>
+                <w:szCs w:val="24"/>
+              </w:rPr>
+            </w:pPr>
+            <w:r>
+              <w:rPr>
+                <w:sz w:val="24"/>
+                <w:szCs w:val="24"/>
+              </w:rPr>
+              <w:t>No local play options</w:t>
+            </w:r>
+          </w:p>
+          <w:p>
+            <w:pPr>
+              <w:pStyle w:val="ListParagraph"/>
+              <w:numPr>
+                <w:ilvl w:val="0"/>
+                <w:numId w:val="3"/>
+              </w:numPr>
+              <w:rPr>
+                <w:sz w:val="24"/>
+                <w:szCs w:val="24"/>
+              </w:rPr>
+            </w:pPr>
+            <w:r>
+              <w:rPr>
+                <w:sz w:val="24"/>
+                <w:szCs w:val="24"/>
+              </w:rPr>
+              <w:t>No ranking</w:t>
+            </w:r>
+          </w:p>
+          <w:p>
+            <w:pPr>
+              <w:pStyle w:val="ListParagraph"/>
+              <w:numPr>
+                <w:ilvl w:val="0"/>
+                <w:numId w:val="3"/>
+              </w:numPr>
+              <w:rPr>
+                <w:sz w:val="24"/>
+                <w:szCs w:val="24"/>
+              </w:rPr>
+            </w:pPr>
+            <w:r>
+              <w:rPr>
+                <w:sz w:val="24"/>
+                <w:szCs w:val="24"/>
+              </w:rPr>
+              <w:t>A horrible console that occupies half the screen</w:t>
+            </w:r>
+          </w:p>
+          <w:p>
+            <w:pPr>
+              <w:pStyle w:val="ListParagraph"/>
+              <w:numPr>
+                <w:ilvl w:val="0"/>
+                <w:numId w:val="3"/>
+              </w:numPr>
+              <w:rPr>
+                <w:sz w:val="24"/>
+                <w:szCs w:val="24"/>
+              </w:rPr>
+            </w:pPr>
+            <w:r>
+              <w:rPr>
+                <w:sz w:val="24"/>
+                <w:szCs w:val="24"/>
+              </w:rPr>
+              <w:t>Old fashion site with light themes</w:t>
+            </w:r>
+          </w:p>
+          <w:p>
+            <w:pPr>
+              <w:pStyle w:val="ListParagraph"/>
+              <w:numPr>
+                <w:ilvl w:val="0"/>
+                <w:numId w:val="3"/>
+              </w:numPr>
+              <w:rPr>
+                <w:sz w:val="24"/>
+                <w:szCs w:val="24"/>
+              </w:rPr>
+            </w:pPr>
+            <w:r>
+              <w:rPr>
+                <w:sz w:val="24"/>
+                <w:szCs w:val="24"/>
+              </w:rPr>
+              <w:t>Random online</w:t>
+            </w:r>
+          </w:p>
+        </w:tc>
+      </w:tr>
+    </w:tbl>
+    <w:p>
+      <w:pPr>
+        <w:rPr>
+          <w:sz w:val="24"/>
+          <w:szCs w:val="24"/>
+        </w:rPr>
+      </w:pPr>
+    </w:p>
+    <w:p>
+      <w:pPr>
+        <w:rPr>
+          <w:sz w:val="24"/>
+          <w:szCs w:val="24"/>
+        </w:rPr>
+      </w:pPr>
+    </w:p>
+    <w:p>
+      <w:pPr>
+        <w:rPr>
+          <w:sz w:val="24"/>
+          <w:szCs w:val="24"/>
+        </w:rPr>
+      </w:pPr>
+    </w:p>
+    <w:p>
+      <w:pPr>
+        <w:rPr>
+          <w:sz w:val="24"/>
+          <w:szCs w:val="24"/>
+        </w:rPr>
+      </w:pPr>
+      <w:r>
+        <w:rPr>
+          <w:sz w:val="24"/>
+          <w:szCs w:val="24"/>
+        </w:rPr>
+        <w:t>Proposed solution</w:t>
+      </w:r>
+    </w:p>
+    <w:p>
+      <w:pPr>
+        <w:pStyle w:val="ListParagraph"/>
+        <w:numPr>
+          <w:ilvl w:val="0"/>
+          <w:numId w:val="5"/>
+        </w:numPr>
+        <w:rPr>
+          <w:sz w:val="24"/>
+          <w:szCs w:val="24"/>
+        </w:rPr>
+      </w:pPr>
+      <w:r>
+        <w:rPr>
+          <w:sz w:val="24"/>
+          <w:szCs w:val="24"/>
+        </w:rPr>
+        <w:t xml:space="preserve">I </w:t>
+      </w:r>
+      <w:r>
+        <w:rPr>
+          <w:sz w:val="24"/>
+          <w:szCs w:val="24"/>
+        </w:rPr>
+        <w:t>can</w:t>
+      </w:r>
+      <w:r>
+        <w:rPr>
+          <w:sz w:val="24"/>
+          <w:szCs w:val="24"/>
+        </w:rPr>
+        <w:t>not</w:t>
+      </w:r>
+      <w:r>
+        <w:rPr>
+          <w:sz w:val="24"/>
+          <w:szCs w:val="24"/>
+        </w:rPr>
+        <w:t xml:space="preserve"> have ads</w:t>
+      </w:r>
+    </w:p>
+    <w:p>
+      <w:pPr>
+        <w:pStyle w:val="ListParagraph"/>
+        <w:numPr>
+          <w:ilvl w:val="0"/>
+          <w:numId w:val="5"/>
+        </w:numPr>
+        <w:rPr>
+          <w:sz w:val="24"/>
+          <w:szCs w:val="24"/>
+        </w:rPr>
+      </w:pPr>
+      <w:r>
+        <w:rPr>
+          <w:sz w:val="24"/>
+          <w:szCs w:val="24"/>
+        </w:rPr>
+        <w:t>A score system based of the ai you have beat</w:t>
+      </w:r>
+    </w:p>
+    <w:p>
+      <w:pPr>
+        <w:pStyle w:val="ListParagraph"/>
+        <w:numPr>
+          <w:ilvl w:val="0"/>
+          <w:numId w:val="5"/>
+        </w:numPr>
+        <w:rPr>
+          <w:sz w:val="24"/>
+          <w:szCs w:val="24"/>
+        </w:rPr>
+      </w:pPr>
+      <w:r>
+        <w:rPr>
+          <w:sz w:val="24"/>
+          <w:szCs w:val="24"/>
+        </w:rPr>
+        <w:t>Can quickly get into a local game</w:t>
+      </w:r>
+    </w:p>
+    <w:p>
+      <w:pPr>
+        <w:pStyle w:val="ListParagraph"/>
+        <w:numPr>
+          <w:ilvl w:val="0"/>
+          <w:numId w:val="5"/>
+        </w:numPr>
+        <w:rPr>
+          <w:sz w:val="24"/>
+          <w:szCs w:val="24"/>
+        </w:rPr>
+      </w:pPr>
+      <w:r>
+        <w:rPr>
+          <w:sz w:val="24"/>
+          <w:szCs w:val="24"/>
+        </w:rPr>
+        <w:t>Simple UI</w:t>
+      </w:r>
+    </w:p>
+    <w:p>
+      <w:pPr>
+        <w:pStyle w:val="ListParagraph"/>
+        <w:numPr>
+          <w:ilvl w:val="0"/>
+          <w:numId w:val="5"/>
+        </w:numPr>
+        <w:rPr>
+          <w:sz w:val="24"/>
+          <w:szCs w:val="24"/>
+        </w:rPr>
+      </w:pPr>
+      <w:r>
+        <w:rPr>
+          <w:sz w:val="24"/>
+          <w:szCs w:val="24"/>
+        </w:rPr>
+        <w:t>Just a board no fluff</w:t>
+      </w:r>
+    </w:p>
+    <w:p>
+      <w:pPr>
+        <w:rPr>
+          <w:sz w:val="24"/>
+          <w:szCs w:val="24"/>
+        </w:rPr>
+      </w:pPr>
+      <w:r>
+        <w:rPr>
+          <w:sz w:val="24"/>
+          <w:szCs w:val="24"/>
+        </w:rPr>
+        <w:t>Now after this analysis I have more of an idea of what I am going to ask Jim during our questions.</w:t>
+      </w:r>
+    </w:p>
+    <w:p>
+      <w:pPr>
+        <w:rPr>
+          <w:sz w:val="24"/>
+          <w:szCs w:val="24"/>
+        </w:rPr>
+      </w:pPr>
+    </w:p>
+    <w:p>
+      <w:pPr>
+        <w:rPr>
+          <w:sz w:val="28"/>
+          <w:szCs w:val="28"/>
+        </w:rPr>
+      </w:pPr>
+      <w:r>
+        <w:rPr>
+          <w:sz w:val="28"/>
+          <w:szCs w:val="28"/>
+        </w:rPr>
+        <w:t>Objectives</w:t>
+      </w:r>
+    </w:p>
+    <w:p>
+      <w:pPr>
+        <w:pStyle w:val="ListParagraph"/>
+        <w:numPr>
+          <w:ilvl w:val="0"/>
+          <w:numId w:val="6"/>
+        </w:numPr>
+        <w:rPr>
+          <w:sz w:val="24"/>
+          <w:szCs w:val="24"/>
+        </w:rPr>
+      </w:pPr>
+      <w:r>
+        <w:rPr>
+          <w:sz w:val="24"/>
+          <w:szCs w:val="24"/>
+        </w:rPr>
+        <w:t>Loads simple landing page that says chess or Welcome “user” if logged in</w:t>
+      </w:r>
+    </w:p>
+    <w:p>
+      <w:pPr>
+        <w:pStyle w:val="ListParagraph"/>
+        <w:numPr>
+          <w:ilvl w:val="0"/>
+          <w:numId w:val="6"/>
+        </w:numPr>
+        <w:rPr>
+          <w:sz w:val="24"/>
+          <w:szCs w:val="24"/>
+        </w:rPr>
+      </w:pPr>
+      <w:r>
+        <w:rPr>
+          <w:sz w:val="24"/>
+          <w:szCs w:val="24"/>
+        </w:rPr>
+        <w:t>Animated nav menu that has a list of features inside</w:t>
+      </w:r>
+    </w:p>
+    <w:p>
+      <w:pPr>
+        <w:pStyle w:val="ListParagraph"/>
+        <w:numPr>
+          <w:ilvl w:val="0"/>
+          <w:numId w:val="6"/>
+        </w:numPr>
+        <w:rPr>
+          <w:sz w:val="24"/>
+          <w:szCs w:val="24"/>
+        </w:rPr>
+      </w:pPr>
+      <w:r>
+        <w:rPr>
+          <w:sz w:val="24"/>
+          <w:szCs w:val="24"/>
+        </w:rPr>
+        <w:t>Logo on every page that when clicked returns user to landing page</w:t>
+      </w:r>
+    </w:p>
+    <w:p>
+      <w:pPr>
+        <w:pStyle w:val="ListParagraph"/>
+        <w:numPr>
+          <w:ilvl w:val="0"/>
+          <w:numId w:val="6"/>
+        </w:numPr>
+        <w:rPr>
+          <w:sz w:val="24"/>
+          <w:szCs w:val="24"/>
+        </w:rPr>
+      </w:pPr>
+      <w:r>
+        <w:rPr>
+          <w:sz w:val="24"/>
+          <w:szCs w:val="24"/>
+        </w:rPr>
+        <w:t>Login/signup page</w:t>
+      </w:r>
+    </w:p>
+    <w:p>
+      <w:pPr>
+        <w:pStyle w:val="ListParagraph"/>
+        <w:numPr>
+          <w:ilvl w:val="0"/>
+          <w:numId w:val="6"/>
+        </w:numPr>
+        <w:rPr>
+          <w:sz w:val="24"/>
+          <w:szCs w:val="24"/>
+        </w:rPr>
+      </w:pPr>
+      <w:r>
+        <w:rPr>
+          <w:sz w:val="24"/>
+          <w:szCs w:val="24"/>
+        </w:rPr>
+        <w:t>On Signup if username already exists display message</w:t>
+      </w:r>
+    </w:p>
+    <w:p>
+      <w:pPr>
+        <w:pStyle w:val="ListParagraph"/>
+        <w:numPr>
+          <w:ilvl w:val="0"/>
+          <w:numId w:val="6"/>
+        </w:numPr>
+        <w:rPr>
+          <w:sz w:val="24"/>
+          <w:szCs w:val="24"/>
+        </w:rPr>
+      </w:pPr>
+      <w:r>
+        <w:rPr>
+          <w:sz w:val="24"/>
+          <w:szCs w:val="24"/>
+        </w:rPr>
+        <w:t>On login if username or password is invalid display message</w:t>
+      </w:r>
+    </w:p>
+    <w:p>
+      <w:pPr>
+        <w:pStyle w:val="ListParagraph"/>
+        <w:numPr>
+          <w:ilvl w:val="0"/>
+          <w:numId w:val="6"/>
+        </w:numPr>
+        <w:rPr>
+          <w:sz w:val="24"/>
+          <w:szCs w:val="24"/>
+        </w:rPr>
+      </w:pPr>
+      <w:r>
+        <w:rPr>
+          <w:sz w:val="24"/>
+          <w:szCs w:val="24"/>
+        </w:rPr>
+        <w:t xml:space="preserve">Login </w:t>
+      </w:r>
+      <w:proofErr w:type="spellStart"/>
+      <w:r>
+        <w:rPr>
+          <w:sz w:val="24"/>
+          <w:szCs w:val="24"/>
+        </w:rPr>
+        <w:t>api</w:t>
+      </w:r>
+      <w:proofErr w:type="spellEnd"/>
+      <w:r>
+        <w:rPr>
+          <w:sz w:val="24"/>
+          <w:szCs w:val="24"/>
+        </w:rPr>
+        <w:t xml:space="preserve"> has GUI for future development / testing</w:t>
+      </w:r>
+    </w:p>
+    <w:p>
+      <w:pPr>
+        <w:pStyle w:val="ListParagraph"/>
+        <w:numPr>
+          <w:ilvl w:val="0"/>
+          <w:numId w:val="6"/>
+        </w:numPr>
+        <w:rPr>
+          <w:sz w:val="24"/>
+          <w:szCs w:val="24"/>
+        </w:rPr>
+      </w:pPr>
+      <w:r>
+        <w:rPr>
+          <w:sz w:val="24"/>
+          <w:szCs w:val="24"/>
+        </w:rPr>
+        <w:t xml:space="preserve">Login </w:t>
+      </w:r>
+      <w:proofErr w:type="spellStart"/>
+      <w:r>
+        <w:rPr>
+          <w:sz w:val="24"/>
+          <w:szCs w:val="24"/>
+        </w:rPr>
+        <w:t>api</w:t>
+      </w:r>
+      <w:proofErr w:type="spellEnd"/>
+      <w:r>
+        <w:rPr>
+          <w:sz w:val="24"/>
+          <w:szCs w:val="24"/>
+        </w:rPr>
+        <w:t xml:space="preserve"> shows </w:t>
+      </w:r>
+      <w:proofErr w:type="gramStart"/>
+      <w:r>
+        <w:rPr>
+          <w:sz w:val="24"/>
+          <w:szCs w:val="24"/>
+        </w:rPr>
+        <w:t>all of</w:t>
+      </w:r>
+      <w:proofErr w:type="gramEnd"/>
+      <w:r>
+        <w:rPr>
+          <w:sz w:val="24"/>
+          <w:szCs w:val="24"/>
+        </w:rPr>
+        <w:t xml:space="preserve"> the different requests</w:t>
+      </w:r>
+    </w:p>
+    <w:p>
+      <w:pPr>
+        <w:pStyle w:val="ListParagraph"/>
+        <w:numPr>
+          <w:ilvl w:val="0"/>
+          <w:numId w:val="6"/>
+        </w:numPr>
+        <w:rPr>
+          <w:sz w:val="24"/>
+          <w:szCs w:val="24"/>
+        </w:rPr>
+      </w:pPr>
+      <w:r>
+        <w:rPr>
+          <w:sz w:val="24"/>
+          <w:szCs w:val="24"/>
+        </w:rPr>
+        <w:t xml:space="preserve">Shows </w:t>
+      </w:r>
+      <w:proofErr w:type="gramStart"/>
+      <w:r>
+        <w:rPr>
+          <w:sz w:val="24"/>
+          <w:szCs w:val="24"/>
+        </w:rPr>
+        <w:t>all of</w:t>
+      </w:r>
+      <w:proofErr w:type="gramEnd"/>
+      <w:r>
+        <w:rPr>
+          <w:sz w:val="24"/>
+          <w:szCs w:val="24"/>
+        </w:rPr>
+        <w:t xml:space="preserve"> the different schemas</w:t>
+      </w:r>
+    </w:p>
+    <w:p>
+      <w:pPr>
+        <w:pStyle w:val="ListParagraph"/>
+        <w:numPr>
+          <w:ilvl w:val="0"/>
+          <w:numId w:val="6"/>
+        </w:numPr>
+        <w:rPr>
+          <w:sz w:val="24"/>
+          <w:szCs w:val="24"/>
+        </w:rPr>
+      </w:pPr>
+      <w:r>
+        <w:rPr>
+          <w:sz w:val="24"/>
+          <w:szCs w:val="24"/>
+        </w:rPr>
+        <w:t>Shows example bodies and responses including bad ones.</w:t>
+      </w:r>
+    </w:p>
+    <w:p>
+      <w:pPr>
+        <w:pStyle w:val="ListParagraph"/>
+        <w:numPr>
+          <w:ilvl w:val="0"/>
+          <w:numId w:val="6"/>
+        </w:numPr>
+        <w:rPr>
+          <w:sz w:val="24"/>
+          <w:szCs w:val="24"/>
+        </w:rPr>
+      </w:pPr>
+      <w:r>
+        <w:rPr>
+          <w:sz w:val="24"/>
+          <w:szCs w:val="24"/>
+        </w:rPr>
+        <w:t>Shows which requests require authentication and which do not</w:t>
+      </w:r>
+    </w:p>
+    <w:p>
+      <w:pPr>
+        <w:pStyle w:val="ListParagraph"/>
+        <w:numPr>
+          <w:ilvl w:val="0"/>
+          <w:numId w:val="6"/>
+        </w:numPr>
+        <w:rPr>
+          <w:sz w:val="24"/>
+          <w:szCs w:val="24"/>
+        </w:rPr>
+      </w:pPr>
+      <w:r>
+        <w:rPr>
+          <w:sz w:val="24"/>
+          <w:szCs w:val="24"/>
+        </w:rPr>
+        <w:t>Local game page</w:t>
+      </w:r>
+    </w:p>
+    <w:p>
+      <w:pPr>
+        <w:pStyle w:val="ListParagraph"/>
+        <w:numPr>
+          <w:ilvl w:val="0"/>
+          <w:numId w:val="6"/>
+        </w:numPr>
+        <w:rPr>
+          <w:sz w:val="24"/>
+          <w:szCs w:val="24"/>
+        </w:rPr>
+      </w:pPr>
+      <w:r>
+        <w:rPr>
+          <w:sz w:val="24"/>
+          <w:szCs w:val="24"/>
+        </w:rPr>
+        <w:t>Displays board with pieces in standard configuration</w:t>
+      </w:r>
+    </w:p>
+    <w:p>
+      <w:pPr>
+        <w:pStyle w:val="ListParagraph"/>
+        <w:numPr>
+          <w:ilvl w:val="0"/>
+          <w:numId w:val="6"/>
+        </w:numPr>
+        <w:rPr>
+          <w:sz w:val="24"/>
+          <w:szCs w:val="24"/>
+        </w:rPr>
+      </w:pPr>
+      <w:r>
+        <w:rPr>
+          <w:sz w:val="24"/>
+          <w:szCs w:val="24"/>
+        </w:rPr>
+        <w:t>Tiles are indexed</w:t>
+      </w:r>
+    </w:p>
+    <w:p>
+      <w:pPr>
+        <w:pStyle w:val="ListParagraph"/>
+        <w:numPr>
+          <w:ilvl w:val="0"/>
+          <w:numId w:val="6"/>
+        </w:numPr>
+        <w:rPr>
+          <w:sz w:val="24"/>
+          <w:szCs w:val="24"/>
+        </w:rPr>
+      </w:pPr>
+      <w:r>
+        <w:rPr>
+          <w:sz w:val="24"/>
+          <w:szCs w:val="24"/>
+        </w:rPr>
+        <w:t>When piece is selected displays all valid moves for that turn</w:t>
+      </w:r>
+    </w:p>
+    <w:p>
+      <w:pPr>
+        <w:pStyle w:val="ListParagraph"/>
+        <w:numPr>
+          <w:ilvl w:val="0"/>
+          <w:numId w:val="6"/>
+        </w:numPr>
+        <w:rPr>
+          <w:sz w:val="24"/>
+          <w:szCs w:val="24"/>
+        </w:rPr>
+      </w:pPr>
+      <w:r>
+        <w:rPr>
+          <w:sz w:val="24"/>
+          <w:szCs w:val="24"/>
+        </w:rPr>
+        <w:t>When valid move square is clicked moves piece respectively</w:t>
+      </w:r>
+    </w:p>
+    <w:p>
+      <w:pPr>
+        <w:pStyle w:val="ListParagraph"/>
+        <w:numPr>
+          <w:ilvl w:val="0"/>
+          <w:numId w:val="6"/>
+        </w:numPr>
+        <w:rPr>
+          <w:sz w:val="24"/>
+          <w:szCs w:val="24"/>
+        </w:rPr>
+      </w:pPr>
+      <w:r>
+        <w:rPr>
+          <w:sz w:val="24"/>
+          <w:szCs w:val="24"/>
+        </w:rPr>
+        <w:t>When in check king square highlights red</w:t>
+      </w:r>
+    </w:p>
+    <w:p>
+      <w:pPr>
+        <w:pStyle w:val="ListParagraph"/>
+        <w:numPr>
+          <w:ilvl w:val="0"/>
+          <w:numId w:val="6"/>
+        </w:numPr>
+        <w:rPr>
+          <w:sz w:val="24"/>
+          <w:szCs w:val="24"/>
+        </w:rPr>
+      </w:pPr>
+      <w:r>
+        <w:rPr>
+          <w:sz w:val="24"/>
+          <w:szCs w:val="24"/>
+        </w:rPr>
+        <w:lastRenderedPageBreak/>
+        <w:t>When in checkmate win message is displayed to the winner and an option to return to the main menu is shown</w:t>
+      </w:r>
+    </w:p>
+    <w:p>
+      <w:pPr>
+        <w:pStyle w:val="ListParagraph"/>
+        <w:numPr>
+          <w:ilvl w:val="0"/>
+          <w:numId w:val="6"/>
+        </w:numPr>
+        <w:rPr>
+          <w:sz w:val="24"/>
+          <w:szCs w:val="24"/>
+        </w:rPr>
+      </w:pPr>
+      <w:r>
+        <w:rPr>
+          <w:sz w:val="24"/>
+          <w:szCs w:val="24"/>
+        </w:rPr>
+        <w:t xml:space="preserve">When in stalemate a draw message is </w:t>
+      </w:r>
+      <w:r>
+        <w:rPr>
+          <w:sz w:val="24"/>
+          <w:szCs w:val="24"/>
+        </w:rPr>
+        <w:t>displayed and</w:t>
+      </w:r>
+      <w:r>
+        <w:rPr>
+          <w:sz w:val="24"/>
+          <w:szCs w:val="24"/>
+        </w:rPr>
+        <w:t xml:space="preserve"> an option to return to the main menu is shown</w:t>
+      </w:r>
+    </w:p>
+    <w:p>
+      <w:pPr>
+        <w:pStyle w:val="ListParagraph"/>
+        <w:numPr>
+          <w:ilvl w:val="0"/>
+          <w:numId w:val="6"/>
+        </w:numPr>
+        <w:rPr>
+          <w:sz w:val="24"/>
+          <w:szCs w:val="24"/>
+        </w:rPr>
+      </w:pPr>
+      <w:r>
+        <w:rPr>
+          <w:sz w:val="24"/>
+          <w:szCs w:val="24"/>
+        </w:rPr>
+        <w:t>// TODO: write ai objectives</w:t>
+      </w:r>
+    </w:p>
+    <w:p>
+      <w:pPr>
+        <w:rPr>
+          <w:sz w:val="24"/>
+          <w:szCs w:val="24"/>
+        </w:rPr>
+      </w:pPr>
+    </w:p>
     <w:sectPr>
+      <w:footerReference w:type="default" r:id="rId20"/>
       <w:pgSz w:w="11906" w:h="16838"/>
       <w:pgMar w:top="1440" w:right="1440" w:bottom="1440" w:left="1440" w:header="708" w:footer="708" w:gutter="0"/>
       <w:cols w:space="708"/>
@@ -1142,9 +2812,298 @@
 </w:document>
 </file>
 
+<file path=word/endnotes.xml><?xml version="1.0" encoding="utf-8"?>
+<w:endnotes xmlns:wpc="http://schemas.microsoft.com/office/word/2010/wordprocessingCanvas" xmlns:cx="http://schemas.microsoft.com/office/drawing/2014/chartex" xmlns:cx1="http://schemas.microsoft.com/office/drawing/2015/9/8/chartex" xmlns:cx2="http://schemas.microsoft.com/office/drawing/2015/10/21/chartex" xmlns:cx3="http://schemas.microsoft.com/office/drawing/2016/5/9/chartex" xmlns:cx4="http://schemas.microsoft.com/office/drawing/2016/5/10/chartex" xmlns:cx5="http://schemas.microsoft.com/office/drawing/2016/5/11/chartex" xmlns:cx6="http://schemas.microsoft.com/office/drawing/2016/5/12/chartex" xmlns:cx7="http://schemas.microsoft.com/office/drawing/2016/5/13/chartex" xmlns:cx8="http://schemas.microsoft.com/office/drawing/2016/5/14/chartex" xmlns:mc="http://schemas.openxmlformats.org/markup-compatibility/2006" xmlns:aink="http://schemas.microsoft.com/office/drawing/2016/ink" xmlns:am3d="http://schemas.microsoft.com/office/drawing/2017/model3d" xmlns:o="urn:schemas-microsoft-com:office:office" xmlns:r="http://schemas.openxmlformats.org/officeDocument/2006/relationships" xmlns:m="http://schemas.openxmlformats.org/officeDocument/2006/math" xmlns:v="urn:schemas-microsoft-com:vml" xmlns:wp14="http://schemas.microsoft.com/office/word/2010/wordprocessingDrawing" xmlns:wp="http://schemas.openxmlformats.org/drawingml/2006/wordprocessingDrawing" xmlns:w10="urn:schemas-microsoft-com:office:word" xmlns:w="http://schemas.openxmlformats.org/wordprocessingml/2006/main" xmlns:w14="http://schemas.microsoft.com/office/word/2010/wordml" xmlns:w15="http://schemas.microsoft.com/office/word/2012/wordml" xmlns:w16cex="http://schemas.microsoft.com/office/word/2018/wordml/cex" xmlns:w16cid="http://schemas.microsoft.com/office/word/2016/wordml/cid" xmlns:w16="http://schemas.microsoft.com/office/word/2018/wordml" xmlns:w16sdtdh="http://schemas.microsoft.com/office/word/2020/wordml/sdtdatahash" xmlns:w16se="http://schemas.microsoft.com/office/word/2015/wordml/symex" xmlns:wpg="http://schemas.microsoft.com/office/word/2010/wordprocessingGroup" xmlns:wpi="http://schemas.microsoft.com/office/word/2010/wordprocessingInk" xmlns:wne="http://schemas.microsoft.com/office/word/2006/wordml" xmlns:wps="http://schemas.microsoft.com/office/word/2010/wordprocessingShape" mc:Ignorable="w14 w15 w16se w16cid w16 w16cex w16sdtdh wp14">
+  <w:endnote w:type="separator" w:id="-1">
+    <w:p>
+      <w:pPr>
+        <w:spacing w:after="0" w:line="240" w:lineRule="auto"/>
+      </w:pPr>
+      <w:r>
+        <w:separator/>
+      </w:r>
+    </w:p>
+  </w:endnote>
+  <w:endnote w:type="continuationSeparator" w:id="0">
+    <w:p>
+      <w:pPr>
+        <w:spacing w:after="0" w:line="240" w:lineRule="auto"/>
+      </w:pPr>
+      <w:r>
+        <w:continuationSeparator/>
+      </w:r>
+    </w:p>
+  </w:endnote>
+</w:endnotes>
+</file>
+
+<file path=word/footer1.xml><?xml version="1.0" encoding="utf-8"?>
+<w:ftr xmlns:wpc="http://schemas.microsoft.com/office/word/2010/wordprocessingCanvas" xmlns:cx="http://schemas.microsoft.com/office/drawing/2014/chartex" xmlns:cx1="http://schemas.microsoft.com/office/drawing/2015/9/8/chartex" xmlns:cx2="http://schemas.microsoft.com/office/drawing/2015/10/21/chartex" xmlns:cx3="http://schemas.microsoft.com/office/drawing/2016/5/9/chartex" xmlns:cx4="http://schemas.microsoft.com/office/drawing/2016/5/10/chartex" xmlns:cx5="http://schemas.microsoft.com/office/drawing/2016/5/11/chartex" xmlns:cx6="http://schemas.microsoft.com/office/drawing/2016/5/12/chartex" xmlns:cx7="http://schemas.microsoft.com/office/drawing/2016/5/13/chartex" xmlns:cx8="http://schemas.microsoft.com/office/drawing/2016/5/14/chartex" xmlns:mc="http://schemas.openxmlformats.org/markup-compatibility/2006" xmlns:aink="http://schemas.microsoft.com/office/drawing/2016/ink" xmlns:am3d="http://schemas.microsoft.com/office/drawing/2017/model3d" xmlns:o="urn:schemas-microsoft-com:office:office" xmlns:r="http://schemas.openxmlformats.org/officeDocument/2006/relationships" xmlns:m="http://schemas.openxmlformats.org/officeDocument/2006/math" xmlns:v="urn:schemas-microsoft-com:vml" xmlns:wp14="http://schemas.microsoft.com/office/word/2010/wordprocessingDrawing" xmlns:wp="http://schemas.openxmlformats.org/drawingml/2006/wordprocessingDrawing" xmlns:w10="urn:schemas-microsoft-com:office:word" xmlns:w="http://schemas.openxmlformats.org/wordprocessingml/2006/main" xmlns:w14="http://schemas.microsoft.com/office/word/2010/wordml" xmlns:w15="http://schemas.microsoft.com/office/word/2012/wordml" xmlns:w16cex="http://schemas.microsoft.com/office/word/2018/wordml/cex" xmlns:w16cid="http://schemas.microsoft.com/office/word/2016/wordml/cid" xmlns:w16="http://schemas.microsoft.com/office/word/2018/wordml" xmlns:w16sdtdh="http://schemas.microsoft.com/office/word/2020/wordml/sdtdatahash" xmlns:w16se="http://schemas.microsoft.com/office/word/2015/wordml/symex" xmlns:wpg="http://schemas.microsoft.com/office/word/2010/wordprocessingGroup" xmlns:wpi="http://schemas.microsoft.com/office/word/2010/wordprocessingInk" xmlns:wne="http://schemas.microsoft.com/office/word/2006/wordml" xmlns:wps="http://schemas.microsoft.com/office/word/2010/wordprocessingShape" mc:Ignorable="w14 w15 w16se w16cid w16 w16cex w16sdtdh wp14">
+  <w:p>
+    <w:pPr>
+      <w:pStyle w:val="Footer"/>
+    </w:pPr>
+    <w:r>
+      <w:t>`</w:t>
+    </w:r>
+  </w:p>
+</w:ftr>
+</file>
+
+<file path=word/footnotes.xml><?xml version="1.0" encoding="utf-8"?>
+<w:footnotes xmlns:wpc="http://schemas.microsoft.com/office/word/2010/wordprocessingCanvas" xmlns:cx="http://schemas.microsoft.com/office/drawing/2014/chartex" xmlns:cx1="http://schemas.microsoft.com/office/drawing/2015/9/8/chartex" xmlns:cx2="http://schemas.microsoft.com/office/drawing/2015/10/21/chartex" xmlns:cx3="http://schemas.microsoft.com/office/drawing/2016/5/9/chartex" xmlns:cx4="http://schemas.microsoft.com/office/drawing/2016/5/10/chartex" xmlns:cx5="http://schemas.microsoft.com/office/drawing/2016/5/11/chartex" xmlns:cx6="http://schemas.microsoft.com/office/drawing/2016/5/12/chartex" xmlns:cx7="http://schemas.microsoft.com/office/drawing/2016/5/13/chartex" xmlns:cx8="http://schemas.microsoft.com/office/drawing/2016/5/14/chartex" xmlns:mc="http://schemas.openxmlformats.org/markup-compatibility/2006" xmlns:aink="http://schemas.microsoft.com/office/drawing/2016/ink" xmlns:am3d="http://schemas.microsoft.com/office/drawing/2017/model3d" xmlns:o="urn:schemas-microsoft-com:office:office" xmlns:r="http://schemas.openxmlformats.org/officeDocument/2006/relationships" xmlns:m="http://schemas.openxmlformats.org/officeDocument/2006/math" xmlns:v="urn:schemas-microsoft-com:vml" xmlns:wp14="http://schemas.microsoft.com/office/word/2010/wordprocessingDrawing" xmlns:wp="http://schemas.openxmlformats.org/drawingml/2006/wordprocessingDrawing" xmlns:w10="urn:schemas-microsoft-com:office:word" xmlns:w="http://schemas.openxmlformats.org/wordprocessingml/2006/main" xmlns:w14="http://schemas.microsoft.com/office/word/2010/wordml" xmlns:w15="http://schemas.microsoft.com/office/word/2012/wordml" xmlns:w16cex="http://schemas.microsoft.com/office/word/2018/wordml/cex" xmlns:w16cid="http://schemas.microsoft.com/office/word/2016/wordml/cid" xmlns:w16="http://schemas.microsoft.com/office/word/2018/wordml" xmlns:w16sdtdh="http://schemas.microsoft.com/office/word/2020/wordml/sdtdatahash" xmlns:w16se="http://schemas.microsoft.com/office/word/2015/wordml/symex" xmlns:wpg="http://schemas.microsoft.com/office/word/2010/wordprocessingGroup" xmlns:wpi="http://schemas.microsoft.com/office/word/2010/wordprocessingInk" xmlns:wne="http://schemas.microsoft.com/office/word/2006/wordml" xmlns:wps="http://schemas.microsoft.com/office/word/2010/wordprocessingShape" mc:Ignorable="w14 w15 w16se w16cid w16 w16cex w16sdtdh wp14">
+  <w:footnote w:type="separator" w:id="-1">
+    <w:p>
+      <w:pPr>
+        <w:spacing w:after="0" w:line="240" w:lineRule="auto"/>
+      </w:pPr>
+      <w:r>
+        <w:separator/>
+      </w:r>
+    </w:p>
+  </w:footnote>
+  <w:footnote w:type="continuationSeparator" w:id="0">
+    <w:p>
+      <w:pPr>
+        <w:spacing w:after="0" w:line="240" w:lineRule="auto"/>
+      </w:pPr>
+      <w:r>
+        <w:continuationSeparator/>
+      </w:r>
+    </w:p>
+  </w:footnote>
+</w:footnotes>
+</file>
+
 <file path=word/numbering.xml><?xml version="1.0" encoding="utf-8"?>
 <w:numbering xmlns:wpc="http://schemas.microsoft.com/office/word/2010/wordprocessingCanvas" xmlns:cx="http://schemas.microsoft.com/office/drawing/2014/chartex" xmlns:cx1="http://schemas.microsoft.com/office/drawing/2015/9/8/chartex" xmlns:cx2="http://schemas.microsoft.com/office/drawing/2015/10/21/chartex" xmlns:cx3="http://schemas.microsoft.com/office/drawing/2016/5/9/chartex" xmlns:cx4="http://schemas.microsoft.com/office/drawing/2016/5/10/chartex" xmlns:cx5="http://schemas.microsoft.com/office/drawing/2016/5/11/chartex" xmlns:cx6="http://schemas.microsoft.com/office/drawing/2016/5/12/chartex" xmlns:cx7="http://schemas.microsoft.com/office/drawing/2016/5/13/chartex" xmlns:cx8="http://schemas.microsoft.com/office/drawing/2016/5/14/chartex" xmlns:mc="http://schemas.openxmlformats.org/markup-compatibility/2006" xmlns:aink="http://schemas.microsoft.com/office/drawing/2016/ink" xmlns:am3d="http://schemas.microsoft.com/office/drawing/2017/model3d" xmlns:o="urn:schemas-microsoft-com:office:office" xmlns:r="http://schemas.openxmlformats.org/officeDocument/2006/relationships" xmlns:m="http://schemas.openxmlformats.org/officeDocument/2006/math" xmlns:v="urn:schemas-microsoft-com:vml" xmlns:wp14="http://schemas.microsoft.com/office/word/2010/wordprocessingDrawing" xmlns:wp="http://schemas.openxmlformats.org/drawingml/2006/wordprocessingDrawing" xmlns:w10="urn:schemas-microsoft-com:office:word" xmlns:w="http://schemas.openxmlformats.org/wordprocessingml/2006/main" xmlns:w14="http://schemas.microsoft.com/office/word/2010/wordml" xmlns:w15="http://schemas.microsoft.com/office/word/2012/wordml" xmlns:w16cex="http://schemas.microsoft.com/office/word/2018/wordml/cex" xmlns:w16cid="http://schemas.microsoft.com/office/word/2016/wordml/cid" xmlns:w16="http://schemas.microsoft.com/office/word/2018/wordml" xmlns:w16sdtdh="http://schemas.microsoft.com/office/word/2020/wordml/sdtdatahash" xmlns:w16se="http://schemas.microsoft.com/office/word/2015/wordml/symex" xmlns:wpg="http://schemas.microsoft.com/office/word/2010/wordprocessingGroup" xmlns:wpi="http://schemas.microsoft.com/office/word/2010/wordprocessingInk" xmlns:wne="http://schemas.microsoft.com/office/word/2006/wordml" xmlns:wps="http://schemas.microsoft.com/office/word/2010/wordprocessingShape" mc:Ignorable="w14 w15 w16se w16cid w16 w16cex w16sdtdh wp14">
   <w:abstractNum w:abstractNumId="0" w15:restartNumberingAfterBreak="0">
+    <w:nsid w:val="01530218"/>
+    <w:multiLevelType w:val="hybridMultilevel"/>
+    <w:tmpl w:val="1EB8BEA4"/>
+    <w:lvl w:ilvl="0" w:tplc="08090001">
+      <w:start w:val="1"/>
+      <w:numFmt w:val="bullet"/>
+      <w:lvlText w:val=""/>
+      <w:lvlJc w:val="left"/>
+      <w:pPr>
+        <w:ind w:left="720" w:hanging="360"/>
+      </w:pPr>
+      <w:rPr>
+        <w:rFonts w:ascii="Symbol" w:hAnsi="Symbol" w:hint="default"/>
+      </w:rPr>
+    </w:lvl>
+    <w:lvl w:ilvl="1" w:tplc="08090003" w:tentative="1">
+      <w:start w:val="1"/>
+      <w:numFmt w:val="bullet"/>
+      <w:lvlText w:val="o"/>
+      <w:lvlJc w:val="left"/>
+      <w:pPr>
+        <w:ind w:left="1440" w:hanging="360"/>
+      </w:pPr>
+      <w:rPr>
+        <w:rFonts w:ascii="Courier New" w:hAnsi="Courier New" w:cs="Courier New" w:hint="default"/>
+      </w:rPr>
+    </w:lvl>
+    <w:lvl w:ilvl="2" w:tplc="08090005" w:tentative="1">
+      <w:start w:val="1"/>
+      <w:numFmt w:val="bullet"/>
+      <w:lvlText w:val=""/>
+      <w:lvlJc w:val="left"/>
+      <w:pPr>
+        <w:ind w:left="2160" w:hanging="360"/>
+      </w:pPr>
+      <w:rPr>
+        <w:rFonts w:ascii="Wingdings" w:hAnsi="Wingdings" w:hint="default"/>
+      </w:rPr>
+    </w:lvl>
+    <w:lvl w:ilvl="3" w:tplc="08090001" w:tentative="1">
+      <w:start w:val="1"/>
+      <w:numFmt w:val="bullet"/>
+      <w:lvlText w:val=""/>
+      <w:lvlJc w:val="left"/>
+      <w:pPr>
+        <w:ind w:left="2880" w:hanging="360"/>
+      </w:pPr>
+      <w:rPr>
+        <w:rFonts w:ascii="Symbol" w:hAnsi="Symbol" w:hint="default"/>
+      </w:rPr>
+    </w:lvl>
+    <w:lvl w:ilvl="4" w:tplc="08090003" w:tentative="1">
+      <w:start w:val="1"/>
+      <w:numFmt w:val="bullet"/>
+      <w:lvlText w:val="o"/>
+      <w:lvlJc w:val="left"/>
+      <w:pPr>
+        <w:ind w:left="3600" w:hanging="360"/>
+      </w:pPr>
+      <w:rPr>
+        <w:rFonts w:ascii="Courier New" w:hAnsi="Courier New" w:cs="Courier New" w:hint="default"/>
+      </w:rPr>
+    </w:lvl>
+    <w:lvl w:ilvl="5" w:tplc="08090005" w:tentative="1">
+      <w:start w:val="1"/>
+      <w:numFmt w:val="bullet"/>
+      <w:lvlText w:val=""/>
+      <w:lvlJc w:val="left"/>
+      <w:pPr>
+        <w:ind w:left="4320" w:hanging="360"/>
+      </w:pPr>
+      <w:rPr>
+        <w:rFonts w:ascii="Wingdings" w:hAnsi="Wingdings" w:hint="default"/>
+      </w:rPr>
+    </w:lvl>
+    <w:lvl w:ilvl="6" w:tplc="08090001" w:tentative="1">
+      <w:start w:val="1"/>
+      <w:numFmt w:val="bullet"/>
+      <w:lvlText w:val=""/>
+      <w:lvlJc w:val="left"/>
+      <w:pPr>
+        <w:ind w:left="5040" w:hanging="360"/>
+      </w:pPr>
+      <w:rPr>
+        <w:rFonts w:ascii="Symbol" w:hAnsi="Symbol" w:hint="default"/>
+      </w:rPr>
+    </w:lvl>
+    <w:lvl w:ilvl="7" w:tplc="08090003" w:tentative="1">
+      <w:start w:val="1"/>
+      <w:numFmt w:val="bullet"/>
+      <w:lvlText w:val="o"/>
+      <w:lvlJc w:val="left"/>
+      <w:pPr>
+        <w:ind w:left="5760" w:hanging="360"/>
+      </w:pPr>
+      <w:rPr>
+        <w:rFonts w:ascii="Courier New" w:hAnsi="Courier New" w:cs="Courier New" w:hint="default"/>
+      </w:rPr>
+    </w:lvl>
+    <w:lvl w:ilvl="8" w:tplc="08090005" w:tentative="1">
+      <w:start w:val="1"/>
+      <w:numFmt w:val="bullet"/>
+      <w:lvlText w:val=""/>
+      <w:lvlJc w:val="left"/>
+      <w:pPr>
+        <w:ind w:left="6480" w:hanging="360"/>
+      </w:pPr>
+      <w:rPr>
+        <w:rFonts w:ascii="Wingdings" w:hAnsi="Wingdings" w:hint="default"/>
+      </w:rPr>
+    </w:lvl>
+  </w:abstractNum>
+  <w:abstractNum w:abstractNumId="1" w15:restartNumberingAfterBreak="0">
+    <w:nsid w:val="10095CDC"/>
+    <w:multiLevelType w:val="hybridMultilevel"/>
+    <w:tmpl w:val="6F04650A"/>
+    <w:lvl w:ilvl="0" w:tplc="08090001">
+      <w:start w:val="1"/>
+      <w:numFmt w:val="bullet"/>
+      <w:lvlText w:val=""/>
+      <w:lvlJc w:val="left"/>
+      <w:pPr>
+        <w:ind w:left="720" w:hanging="360"/>
+      </w:pPr>
+      <w:rPr>
+        <w:rFonts w:ascii="Symbol" w:hAnsi="Symbol" w:hint="default"/>
+      </w:rPr>
+    </w:lvl>
+    <w:lvl w:ilvl="1" w:tplc="08090003" w:tentative="1">
+      <w:start w:val="1"/>
+      <w:numFmt w:val="bullet"/>
+      <w:lvlText w:val="o"/>
+      <w:lvlJc w:val="left"/>
+      <w:pPr>
+        <w:ind w:left="1440" w:hanging="360"/>
+      </w:pPr>
+      <w:rPr>
+        <w:rFonts w:ascii="Courier New" w:hAnsi="Courier New" w:cs="Courier New" w:hint="default"/>
+      </w:rPr>
+    </w:lvl>
+    <w:lvl w:ilvl="2" w:tplc="08090005" w:tentative="1">
+      <w:start w:val="1"/>
+      <w:numFmt w:val="bullet"/>
+      <w:lvlText w:val=""/>
+      <w:lvlJc w:val="left"/>
+      <w:pPr>
+        <w:ind w:left="2160" w:hanging="360"/>
+      </w:pPr>
+      <w:rPr>
+        <w:rFonts w:ascii="Wingdings" w:hAnsi="Wingdings" w:hint="default"/>
+      </w:rPr>
+    </w:lvl>
+    <w:lvl w:ilvl="3" w:tplc="08090001" w:tentative="1">
+      <w:start w:val="1"/>
+      <w:numFmt w:val="bullet"/>
+      <w:lvlText w:val=""/>
+      <w:lvlJc w:val="left"/>
+      <w:pPr>
+        <w:ind w:left="2880" w:hanging="360"/>
+      </w:pPr>
+      <w:rPr>
+        <w:rFonts w:ascii="Symbol" w:hAnsi="Symbol" w:hint="default"/>
+      </w:rPr>
+    </w:lvl>
+    <w:lvl w:ilvl="4" w:tplc="08090003" w:tentative="1">
+      <w:start w:val="1"/>
+      <w:numFmt w:val="bullet"/>
+      <w:lvlText w:val="o"/>
+      <w:lvlJc w:val="left"/>
+      <w:pPr>
+        <w:ind w:left="3600" w:hanging="360"/>
+      </w:pPr>
+      <w:rPr>
+        <w:rFonts w:ascii="Courier New" w:hAnsi="Courier New" w:cs="Courier New" w:hint="default"/>
+      </w:rPr>
+    </w:lvl>
+    <w:lvl w:ilvl="5" w:tplc="08090005" w:tentative="1">
+      <w:start w:val="1"/>
+      <w:numFmt w:val="bullet"/>
+      <w:lvlText w:val=""/>
+      <w:lvlJc w:val="left"/>
+      <w:pPr>
+        <w:ind w:left="4320" w:hanging="360"/>
+      </w:pPr>
+      <w:rPr>
+        <w:rFonts w:ascii="Wingdings" w:hAnsi="Wingdings" w:hint="default"/>
+      </w:rPr>
+    </w:lvl>
+    <w:lvl w:ilvl="6" w:tplc="08090001" w:tentative="1">
+      <w:start w:val="1"/>
+      <w:numFmt w:val="bullet"/>
+      <w:lvlText w:val=""/>
+      <w:lvlJc w:val="left"/>
+      <w:pPr>
+        <w:ind w:left="5040" w:hanging="360"/>
+      </w:pPr>
+      <w:rPr>
+        <w:rFonts w:ascii="Symbol" w:hAnsi="Symbol" w:hint="default"/>
+      </w:rPr>
+    </w:lvl>
+    <w:lvl w:ilvl="7" w:tplc="08090003" w:tentative="1">
+      <w:start w:val="1"/>
+      <w:numFmt w:val="bullet"/>
+      <w:lvlText w:val="o"/>
+      <w:lvlJc w:val="left"/>
+      <w:pPr>
+        <w:ind w:left="5760" w:hanging="360"/>
+      </w:pPr>
+      <w:rPr>
+        <w:rFonts w:ascii="Courier New" w:hAnsi="Courier New" w:cs="Courier New" w:hint="default"/>
+      </w:rPr>
+    </w:lvl>
+    <w:lvl w:ilvl="8" w:tplc="08090005" w:tentative="1">
+      <w:start w:val="1"/>
+      <w:numFmt w:val="bullet"/>
+      <w:lvlText w:val=""/>
+      <w:lvlJc w:val="left"/>
+      <w:pPr>
+        <w:ind w:left="6480" w:hanging="360"/>
+      </w:pPr>
+      <w:rPr>
+        <w:rFonts w:ascii="Wingdings" w:hAnsi="Wingdings" w:hint="default"/>
+      </w:rPr>
+    </w:lvl>
+  </w:abstractNum>
+  <w:abstractNum w:abstractNumId="2" w15:restartNumberingAfterBreak="0">
     <w:nsid w:val="225A1606"/>
     <w:multiLevelType w:val="multilevel"/>
     <w:tmpl w:val="3FCA8A92"/>
@@ -1155,9 +3114,9 @@
       <w:lvlJc w:val="left"/>
       <w:pPr>
         <w:tabs>
-          <w:tab w:val="num" w:pos="360"/>
+          <w:tab w:val="num" w:pos="0"/>
         </w:tabs>
-        <w:ind w:left="360" w:hanging="360"/>
+        <w:ind w:left="0" w:hanging="360"/>
       </w:pPr>
       <w:rPr>
         <w:rFonts w:ascii="Symbol" w:hAnsi="Symbol" w:hint="default"/>
@@ -1171,9 +3130,9 @@
       <w:lvlJc w:val="left"/>
       <w:pPr>
         <w:tabs>
-          <w:tab w:val="num" w:pos="1080"/>
+          <w:tab w:val="num" w:pos="720"/>
         </w:tabs>
-        <w:ind w:left="1080" w:hanging="360"/>
+        <w:ind w:left="720" w:hanging="360"/>
       </w:pPr>
       <w:rPr>
         <w:rFonts w:ascii="Courier New" w:hAnsi="Courier New" w:hint="default"/>
@@ -1187,9 +3146,9 @@
       <w:lvlJc w:val="left"/>
       <w:pPr>
         <w:tabs>
-          <w:tab w:val="num" w:pos="1800"/>
+          <w:tab w:val="num" w:pos="1440"/>
         </w:tabs>
-        <w:ind w:left="1800" w:hanging="360"/>
+        <w:ind w:left="1440" w:hanging="360"/>
       </w:pPr>
       <w:rPr>
         <w:rFonts w:ascii="Wingdings" w:hAnsi="Wingdings" w:hint="default"/>
@@ -1203,9 +3162,9 @@
       <w:lvlJc w:val="left"/>
       <w:pPr>
         <w:tabs>
-          <w:tab w:val="num" w:pos="2520"/>
+          <w:tab w:val="num" w:pos="2160"/>
         </w:tabs>
-        <w:ind w:left="2520" w:hanging="360"/>
+        <w:ind w:left="2160" w:hanging="360"/>
       </w:pPr>
       <w:rPr>
         <w:rFonts w:ascii="Wingdings" w:hAnsi="Wingdings" w:hint="default"/>
@@ -1219,9 +3178,9 @@
       <w:lvlJc w:val="left"/>
       <w:pPr>
         <w:tabs>
-          <w:tab w:val="num" w:pos="3240"/>
+          <w:tab w:val="num" w:pos="2880"/>
         </w:tabs>
-        <w:ind w:left="3240" w:hanging="360"/>
+        <w:ind w:left="2880" w:hanging="360"/>
       </w:pPr>
       <w:rPr>
         <w:rFonts w:ascii="Wingdings" w:hAnsi="Wingdings" w:hint="default"/>
@@ -1235,9 +3194,9 @@
       <w:lvlJc w:val="left"/>
       <w:pPr>
         <w:tabs>
-          <w:tab w:val="num" w:pos="3960"/>
+          <w:tab w:val="num" w:pos="3600"/>
         </w:tabs>
-        <w:ind w:left="3960" w:hanging="360"/>
+        <w:ind w:left="3600" w:hanging="360"/>
       </w:pPr>
       <w:rPr>
         <w:rFonts w:ascii="Wingdings" w:hAnsi="Wingdings" w:hint="default"/>
@@ -1251,9 +3210,9 @@
       <w:lvlJc w:val="left"/>
       <w:pPr>
         <w:tabs>
-          <w:tab w:val="num" w:pos="4680"/>
+          <w:tab w:val="num" w:pos="4320"/>
         </w:tabs>
-        <w:ind w:left="4680" w:hanging="360"/>
+        <w:ind w:left="4320" w:hanging="360"/>
       </w:pPr>
       <w:rPr>
         <w:rFonts w:ascii="Wingdings" w:hAnsi="Wingdings" w:hint="default"/>
@@ -1267,9 +3226,9 @@
       <w:lvlJc w:val="left"/>
       <w:pPr>
         <w:tabs>
-          <w:tab w:val="num" w:pos="5400"/>
+          <w:tab w:val="num" w:pos="5040"/>
         </w:tabs>
-        <w:ind w:left="5400" w:hanging="360"/>
+        <w:ind w:left="5040" w:hanging="360"/>
       </w:pPr>
       <w:rPr>
         <w:rFonts w:ascii="Wingdings" w:hAnsi="Wingdings" w:hint="default"/>
@@ -1283,9 +3242,9 @@
       <w:lvlJc w:val="left"/>
       <w:pPr>
         <w:tabs>
-          <w:tab w:val="num" w:pos="6120"/>
+          <w:tab w:val="num" w:pos="5760"/>
         </w:tabs>
-        <w:ind w:left="6120" w:hanging="360"/>
+        <w:ind w:left="5760" w:hanging="360"/>
       </w:pPr>
       <w:rPr>
         <w:rFonts w:ascii="Wingdings" w:hAnsi="Wingdings" w:hint="default"/>
@@ -1293,7 +3252,120 @@
       </w:rPr>
     </w:lvl>
   </w:abstractNum>
-  <w:abstractNum w:abstractNumId="1" w15:restartNumberingAfterBreak="0">
+  <w:abstractNum w:abstractNumId="3" w15:restartNumberingAfterBreak="0">
+    <w:nsid w:val="26E718FD"/>
+    <w:multiLevelType w:val="hybridMultilevel"/>
+    <w:tmpl w:val="8496F496"/>
+    <w:lvl w:ilvl="0" w:tplc="08090001">
+      <w:start w:val="1"/>
+      <w:numFmt w:val="bullet"/>
+      <w:lvlText w:val=""/>
+      <w:lvlJc w:val="left"/>
+      <w:pPr>
+        <w:ind w:left="720" w:hanging="360"/>
+      </w:pPr>
+      <w:rPr>
+        <w:rFonts w:ascii="Symbol" w:hAnsi="Symbol" w:hint="default"/>
+      </w:rPr>
+    </w:lvl>
+    <w:lvl w:ilvl="1" w:tplc="08090003" w:tentative="1">
+      <w:start w:val="1"/>
+      <w:numFmt w:val="bullet"/>
+      <w:lvlText w:val="o"/>
+      <w:lvlJc w:val="left"/>
+      <w:pPr>
+        <w:ind w:left="1440" w:hanging="360"/>
+      </w:pPr>
+      <w:rPr>
+        <w:rFonts w:ascii="Courier New" w:hAnsi="Courier New" w:cs="Courier New" w:hint="default"/>
+      </w:rPr>
+    </w:lvl>
+    <w:lvl w:ilvl="2" w:tplc="08090005" w:tentative="1">
+      <w:start w:val="1"/>
+      <w:numFmt w:val="bullet"/>
+      <w:lvlText w:val=""/>
+      <w:lvlJc w:val="left"/>
+      <w:pPr>
+        <w:ind w:left="2160" w:hanging="360"/>
+      </w:pPr>
+      <w:rPr>
+        <w:rFonts w:ascii="Wingdings" w:hAnsi="Wingdings" w:hint="default"/>
+      </w:rPr>
+    </w:lvl>
+    <w:lvl w:ilvl="3" w:tplc="08090001" w:tentative="1">
+      <w:start w:val="1"/>
+      <w:numFmt w:val="bullet"/>
+      <w:lvlText w:val=""/>
+      <w:lvlJc w:val="left"/>
+      <w:pPr>
+        <w:ind w:left="2880" w:hanging="360"/>
+      </w:pPr>
+      <w:rPr>
+        <w:rFonts w:ascii="Symbol" w:hAnsi="Symbol" w:hint="default"/>
+      </w:rPr>
+    </w:lvl>
+    <w:lvl w:ilvl="4" w:tplc="08090003" w:tentative="1">
+      <w:start w:val="1"/>
+      <w:numFmt w:val="bullet"/>
+      <w:lvlText w:val="o"/>
+      <w:lvlJc w:val="left"/>
+      <w:pPr>
+        <w:ind w:left="3600" w:hanging="360"/>
+      </w:pPr>
+      <w:rPr>
+        <w:rFonts w:ascii="Courier New" w:hAnsi="Courier New" w:cs="Courier New" w:hint="default"/>
+      </w:rPr>
+    </w:lvl>
+    <w:lvl w:ilvl="5" w:tplc="08090005" w:tentative="1">
+      <w:start w:val="1"/>
+      <w:numFmt w:val="bullet"/>
+      <w:lvlText w:val=""/>
+      <w:lvlJc w:val="left"/>
+      <w:pPr>
+        <w:ind w:left="4320" w:hanging="360"/>
+      </w:pPr>
+      <w:rPr>
+        <w:rFonts w:ascii="Wingdings" w:hAnsi="Wingdings" w:hint="default"/>
+      </w:rPr>
+    </w:lvl>
+    <w:lvl w:ilvl="6" w:tplc="08090001" w:tentative="1">
+      <w:start w:val="1"/>
+      <w:numFmt w:val="bullet"/>
+      <w:lvlText w:val=""/>
+      <w:lvlJc w:val="left"/>
+      <w:pPr>
+        <w:ind w:left="5040" w:hanging="360"/>
+      </w:pPr>
+      <w:rPr>
+        <w:rFonts w:ascii="Symbol" w:hAnsi="Symbol" w:hint="default"/>
+      </w:rPr>
+    </w:lvl>
+    <w:lvl w:ilvl="7" w:tplc="08090003" w:tentative="1">
+      <w:start w:val="1"/>
+      <w:numFmt w:val="bullet"/>
+      <w:lvlText w:val="o"/>
+      <w:lvlJc w:val="left"/>
+      <w:pPr>
+        <w:ind w:left="5760" w:hanging="360"/>
+      </w:pPr>
+      <w:rPr>
+        <w:rFonts w:ascii="Courier New" w:hAnsi="Courier New" w:cs="Courier New" w:hint="default"/>
+      </w:rPr>
+    </w:lvl>
+    <w:lvl w:ilvl="8" w:tplc="08090005" w:tentative="1">
+      <w:start w:val="1"/>
+      <w:numFmt w:val="bullet"/>
+      <w:lvlText w:val=""/>
+      <w:lvlJc w:val="left"/>
+      <w:pPr>
+        <w:ind w:left="6480" w:hanging="360"/>
+      </w:pPr>
+      <w:rPr>
+        <w:rFonts w:ascii="Wingdings" w:hAnsi="Wingdings" w:hint="default"/>
+      </w:rPr>
+    </w:lvl>
+  </w:abstractNum>
+  <w:abstractNum w:abstractNumId="4" w15:restartNumberingAfterBreak="0">
     <w:nsid w:val="4B7D43E3"/>
     <w:multiLevelType w:val="multilevel"/>
     <w:tmpl w:val="2438BB42"/>
@@ -1442,11 +3514,109 @@
       </w:rPr>
     </w:lvl>
   </w:abstractNum>
+  <w:abstractNum w:abstractNumId="5" w15:restartNumberingAfterBreak="0">
+    <w:nsid w:val="5DAC5EF6"/>
+    <w:multiLevelType w:val="hybridMultilevel"/>
+    <w:tmpl w:val="A3D25F36"/>
+    <w:lvl w:ilvl="0" w:tplc="0809000F">
+      <w:start w:val="1"/>
+      <w:numFmt w:val="decimal"/>
+      <w:lvlText w:val="%1."/>
+      <w:lvlJc w:val="left"/>
+      <w:pPr>
+        <w:ind w:left="720" w:hanging="360"/>
+      </w:pPr>
+    </w:lvl>
+    <w:lvl w:ilvl="1" w:tplc="08090019" w:tentative="1">
+      <w:start w:val="1"/>
+      <w:numFmt w:val="lowerLetter"/>
+      <w:lvlText w:val="%2."/>
+      <w:lvlJc w:val="left"/>
+      <w:pPr>
+        <w:ind w:left="1440" w:hanging="360"/>
+      </w:pPr>
+    </w:lvl>
+    <w:lvl w:ilvl="2" w:tplc="0809001B" w:tentative="1">
+      <w:start w:val="1"/>
+      <w:numFmt w:val="lowerRoman"/>
+      <w:lvlText w:val="%3."/>
+      <w:lvlJc w:val="right"/>
+      <w:pPr>
+        <w:ind w:left="2160" w:hanging="180"/>
+      </w:pPr>
+    </w:lvl>
+    <w:lvl w:ilvl="3" w:tplc="0809000F" w:tentative="1">
+      <w:start w:val="1"/>
+      <w:numFmt w:val="decimal"/>
+      <w:lvlText w:val="%4."/>
+      <w:lvlJc w:val="left"/>
+      <w:pPr>
+        <w:ind w:left="2880" w:hanging="360"/>
+      </w:pPr>
+    </w:lvl>
+    <w:lvl w:ilvl="4" w:tplc="08090019" w:tentative="1">
+      <w:start w:val="1"/>
+      <w:numFmt w:val="lowerLetter"/>
+      <w:lvlText w:val="%5."/>
+      <w:lvlJc w:val="left"/>
+      <w:pPr>
+        <w:ind w:left="3600" w:hanging="360"/>
+      </w:pPr>
+    </w:lvl>
+    <w:lvl w:ilvl="5" w:tplc="0809001B" w:tentative="1">
+      <w:start w:val="1"/>
+      <w:numFmt w:val="lowerRoman"/>
+      <w:lvlText w:val="%6."/>
+      <w:lvlJc w:val="right"/>
+      <w:pPr>
+        <w:ind w:left="4320" w:hanging="180"/>
+      </w:pPr>
+    </w:lvl>
+    <w:lvl w:ilvl="6" w:tplc="0809000F" w:tentative="1">
+      <w:start w:val="1"/>
+      <w:numFmt w:val="decimal"/>
+      <w:lvlText w:val="%7."/>
+      <w:lvlJc w:val="left"/>
+      <w:pPr>
+        <w:ind w:left="5040" w:hanging="360"/>
+      </w:pPr>
+    </w:lvl>
+    <w:lvl w:ilvl="7" w:tplc="08090019" w:tentative="1">
+      <w:start w:val="1"/>
+      <w:numFmt w:val="lowerLetter"/>
+      <w:lvlText w:val="%8."/>
+      <w:lvlJc w:val="left"/>
+      <w:pPr>
+        <w:ind w:left="5760" w:hanging="360"/>
+      </w:pPr>
+    </w:lvl>
+    <w:lvl w:ilvl="8" w:tplc="0809001B" w:tentative="1">
+      <w:start w:val="1"/>
+      <w:numFmt w:val="lowerRoman"/>
+      <w:lvlText w:val="%9."/>
+      <w:lvlJc w:val="right"/>
+      <w:pPr>
+        <w:ind w:left="6480" w:hanging="180"/>
+      </w:pPr>
+    </w:lvl>
+  </w:abstractNum>
   <w:num w:numId="1">
+    <w:abstractNumId w:val="2"/>
+  </w:num>
+  <w:num w:numId="2">
+    <w:abstractNumId w:val="4"/>
+  </w:num>
+  <w:num w:numId="3">
+    <w:abstractNumId w:val="3"/>
+  </w:num>
+  <w:num w:numId="4">
     <w:abstractNumId w:val="0"/>
   </w:num>
-  <w:num w:numId="2">
+  <w:num w:numId="5">
     <w:abstractNumId w:val="1"/>
+  </w:num>
+  <w:num w:numId="6">
+    <w:abstractNumId w:val="5"/>
   </w:num>
 </w:numbering>
 </file>
@@ -1900,6 +4070,80 @@
       <w:iCs/>
     </w:rPr>
   </w:style>
+  <w:style w:type="paragraph" w:styleId="Header">
+    <w:name w:val="header"/>
+    <w:basedOn w:val="Normal"/>
+    <w:link w:val="HeaderChar"/>
+    <w:uiPriority w:val="99"/>
+    <w:unhideWhenUsed/>
+    <w:rsid w:val="00215C7D"/>
+    <w:pPr>
+      <w:tabs>
+        <w:tab w:val="center" w:pos="4513"/>
+        <w:tab w:val="right" w:pos="9026"/>
+      </w:tabs>
+      <w:spacing w:after="0" w:line="240" w:lineRule="auto"/>
+    </w:pPr>
+  </w:style>
+  <w:style w:type="character" w:customStyle="1" w:styleId="HeaderChar">
+    <w:name w:val="Header Char"/>
+    <w:basedOn w:val="DefaultParagraphFont"/>
+    <w:link w:val="Header"/>
+    <w:uiPriority w:val="99"/>
+    <w:rsid w:val="00215C7D"/>
+  </w:style>
+  <w:style w:type="paragraph" w:styleId="Footer">
+    <w:name w:val="footer"/>
+    <w:basedOn w:val="Normal"/>
+    <w:link w:val="FooterChar"/>
+    <w:uiPriority w:val="99"/>
+    <w:unhideWhenUsed/>
+    <w:rsid w:val="00215C7D"/>
+    <w:pPr>
+      <w:tabs>
+        <w:tab w:val="center" w:pos="4513"/>
+        <w:tab w:val="right" w:pos="9026"/>
+      </w:tabs>
+      <w:spacing w:after="0" w:line="240" w:lineRule="auto"/>
+    </w:pPr>
+  </w:style>
+  <w:style w:type="character" w:customStyle="1" w:styleId="FooterChar">
+    <w:name w:val="Footer Char"/>
+    <w:basedOn w:val="DefaultParagraphFont"/>
+    <w:link w:val="Footer"/>
+    <w:uiPriority w:val="99"/>
+    <w:rsid w:val="00215C7D"/>
+  </w:style>
+  <w:style w:type="table" w:styleId="TableGrid">
+    <w:name w:val="Table Grid"/>
+    <w:basedOn w:val="TableNormal"/>
+    <w:uiPriority w:val="39"/>
+    <w:rsid w:val="008A5EF7"/>
+    <w:pPr>
+      <w:spacing w:after="0" w:line="240" w:lineRule="auto"/>
+    </w:pPr>
+    <w:tblPr>
+      <w:tblBorders>
+        <w:top w:val="single" w:sz="4" w:space="0" w:color="auto"/>
+        <w:left w:val="single" w:sz="4" w:space="0" w:color="auto"/>
+        <w:bottom w:val="single" w:sz="4" w:space="0" w:color="auto"/>
+        <w:right w:val="single" w:sz="4" w:space="0" w:color="auto"/>
+        <w:insideH w:val="single" w:sz="4" w:space="0" w:color="auto"/>
+        <w:insideV w:val="single" w:sz="4" w:space="0" w:color="auto"/>
+      </w:tblBorders>
+    </w:tblPr>
+  </w:style>
+  <w:style w:type="paragraph" w:styleId="ListParagraph">
+    <w:name w:val="List Paragraph"/>
+    <w:basedOn w:val="Normal"/>
+    <w:uiPriority w:val="34"/>
+    <w:qFormat/>
+    <w:rsid w:val="008A5EF7"/>
+    <w:pPr>
+      <w:ind w:left="720"/>
+      <w:contextualSpacing/>
+    </w:pPr>
+  </w:style>
 </w:styles>
 </file>
 
@@ -2196,4 +4440,16 @@
     </a:ext>
   </a:extLst>
 </a:theme>
+</file>
+
+<file path=customXml/item1.xml><?xml version="1.0" encoding="utf-8"?>
+<b:Sources xmlns:b="http://schemas.openxmlformats.org/officeDocument/2006/bibliography" xmlns="http://schemas.openxmlformats.org/officeDocument/2006/bibliography" SelectedStyle="\APASixthEditionOfficeOnline.xsl" StyleName="APA" Version="6"/>
+</file>
+
+<file path=customXml/itemProps1.xml><?xml version="1.0" encoding="utf-8"?>
+<ds:datastoreItem xmlns:ds="http://schemas.openxmlformats.org/officeDocument/2006/customXml" ds:itemID="{9A049182-D829-4A05-A28F-317F021BC383}">
+  <ds:schemaRefs>
+    <ds:schemaRef ds:uri="http://schemas.openxmlformats.org/officeDocument/2006/bibliography"/>
+  </ds:schemaRefs>
+</ds:datastoreItem>
 </file>
--- a/Documentation/Analysis.docx
+++ b/Documentation/Analysis.docx
@@ -279,43 +279,7 @@
           <w:szCs w:val="24"/>
           <w:lang w:val="en-US"/>
         </w:rPr>
-        <w:t xml:space="preserve">from 15:05-16:00. When the club members </w:t>
-      </w:r>
-      <w:proofErr w:type="gramStart"/>
-      <w:r>
-        <w:rPr>
-          <w:sz w:val="24"/>
-          <w:szCs w:val="24"/>
-          <w:lang w:val="en-US"/>
-        </w:rPr>
-        <w:t>arrive</w:t>
-      </w:r>
-      <w:proofErr w:type="gramEnd"/>
-      <w:r>
-        <w:rPr>
-          <w:sz w:val="24"/>
-          <w:szCs w:val="24"/>
-          <w:lang w:val="en-US"/>
-        </w:rPr>
-        <w:t xml:space="preserve"> they go to the front of the room to collect a chess board if available. If there are no chess boards available, they must wait for a pair to finish their match. Sometimes players go the entire session without playing a game due to the length of the games. When a game is finished the pair reassemble the pieces into their starting configurations and allow another pair to play, no pair </w:t>
-      </w:r>
-      <w:proofErr w:type="gramStart"/>
-      <w:r>
-        <w:rPr>
-          <w:sz w:val="24"/>
-          <w:szCs w:val="24"/>
-          <w:lang w:val="en-US"/>
-        </w:rPr>
-        <w:t>is able to</w:t>
-      </w:r>
-      <w:proofErr w:type="gramEnd"/>
-      <w:r>
-        <w:rPr>
-          <w:sz w:val="24"/>
-          <w:szCs w:val="24"/>
-          <w:lang w:val="en-US"/>
-        </w:rPr>
-        <w:t xml:space="preserve"> play multiple games in a row. When the chess club is over the players pack up the board sets and return them to the front of the room where they are stored. To maintain a competitive environment the wins and losses of each player are tallied in a notebook. When a match is finished the pair must open the notebook and tally themselves in there; any player can open the book and look at the statistics of other players</w:t>
+        <w:t>from 15:05-16:00. When the club members arrive they go to the front of the room to collect a chess board if available. If there are no chess boards available, they must wait for a pair to finish their match. Sometimes players go the entire session without playing a game due to the length of the games. When a game is finished the pair reassemble the pieces into their starting configurations and allow another pair to play, no pair is able to play multiple games in a row. When the chess club is over the players pack up the board sets and return them to the front of the room where they are stored. To maintain a competitive environment the wins and losses of each player are tallied in a notebook. When a match is finished the pair must open the notebook and tally themselves in there; any player can open the book and look at the statistics of other players</w:t>
       </w:r>
       <w:r>
         <w:rPr>
@@ -1204,45 +1168,22 @@
           <w:sz w:val="24"/>
           <w:szCs w:val="24"/>
         </w:rPr>
-        <w:t xml:space="preserve"> when it is under attack by at least one enemy piece.</w:t>
-      </w:r>
-      <w:r>
-        <w:rPr>
-          <w:sz w:val="24"/>
-          <w:szCs w:val="24"/>
-        </w:rPr>
-        <w:t xml:space="preserve"> It must not be in check by the next move. </w:t>
-      </w:r>
-    </w:p>
-    <w:p>
-      <w:pPr>
-        <w:rPr>
-          <w:sz w:val="24"/>
-          <w:szCs w:val="24"/>
-        </w:rPr>
-      </w:pPr>
-      <w:r>
-        <w:rPr>
-          <w:sz w:val="24"/>
-          <w:szCs w:val="24"/>
-        </w:rPr>
-        <w:t xml:space="preserve">A king is in checkmate when it is under attack by at least one enemy </w:t>
-      </w:r>
-      <w:proofErr w:type="gramStart"/>
-      <w:r>
-        <w:rPr>
-          <w:sz w:val="24"/>
-          <w:szCs w:val="24"/>
-        </w:rPr>
-        <w:t>piece</w:t>
-      </w:r>
-      <w:proofErr w:type="gramEnd"/>
-      <w:r>
-        <w:rPr>
-          <w:sz w:val="24"/>
-          <w:szCs w:val="24"/>
-        </w:rPr>
-        <w:t xml:space="preserve"> and it cannot be saved in the next turn. In this situation the opponent wins.</w:t>
+        <w:t xml:space="preserve"> when it is under attack by at least one enemy piece. It must not be in check by the next move. </w:t>
+      </w:r>
+    </w:p>
+    <w:p>
+      <w:pPr>
+        <w:rPr>
+          <w:sz w:val="24"/>
+          <w:szCs w:val="24"/>
+        </w:rPr>
+      </w:pPr>
+      <w:r>
+        <w:rPr>
+          <w:sz w:val="24"/>
+          <w:szCs w:val="24"/>
+        </w:rPr>
+        <w:t>A king is in checkmate when it is under attack by at least one enemy piece and it cannot be saved in the next turn. In this situation the opponent wins.</w:t>
       </w:r>
     </w:p>
     <w:p>
@@ -1319,6 +1260,7 @@
       </w:pPr>
       <w:r>
         <w:rPr>
+          <w:noProof/>
           <w:sz w:val="24"/>
           <w:szCs w:val="24"/>
         </w:rPr>
@@ -1383,6 +1325,7 @@
       </w:pPr>
       <w:r>
         <w:rPr>
+          <w:noProof/>
           <w:sz w:val="24"/>
           <w:szCs w:val="24"/>
         </w:rPr>
@@ -1765,6 +1708,7 @@
       </w:pPr>
       <w:r>
         <w:rPr>
+          <w:noProof/>
           <w:sz w:val="24"/>
           <w:szCs w:val="24"/>
         </w:rPr>
@@ -1817,39 +1761,7 @@
           <w:sz w:val="24"/>
           <w:szCs w:val="24"/>
         </w:rPr>
-        <w:t xml:space="preserve">This site is simple you just start a new game and play. You can play online against random people or against a bot. This simplicity means you do not get confused and it is easily accessible for a person. There </w:t>
-      </w:r>
-      <w:proofErr w:type="gramStart"/>
-      <w:r>
-        <w:rPr>
-          <w:sz w:val="24"/>
-          <w:szCs w:val="24"/>
-        </w:rPr>
-        <w:t>is</w:t>
-      </w:r>
-      <w:proofErr w:type="gramEnd"/>
-      <w:r>
-        <w:rPr>
-          <w:sz w:val="24"/>
-          <w:szCs w:val="24"/>
-        </w:rPr>
-        <w:t xml:space="preserve"> also no ads. The issue however is the console on the side of the screen it will be very intimidating for a new user to see. The board and pieces also look </w:t>
-      </w:r>
-      <w:proofErr w:type="gramStart"/>
-      <w:r>
-        <w:rPr>
-          <w:sz w:val="24"/>
-          <w:szCs w:val="24"/>
-        </w:rPr>
-        <w:t>weird</w:t>
-      </w:r>
-      <w:proofErr w:type="gramEnd"/>
-      <w:r>
-        <w:rPr>
-          <w:sz w:val="24"/>
-          <w:szCs w:val="24"/>
-        </w:rPr>
-        <w:t xml:space="preserve"> and the light theme is not very attractive and modern. A darker theme would be better.</w:t>
+        <w:t>This site is simple you just start a new game and play. You can play online against random people or against a bot. This simplicity means you do not get confused and it is easily accessible for a person. There is also no ads. The issue however is the console on the side of the screen it will be very intimidating for a new user to see. The board and pieces also look weird and the light theme is not very attractive and modern. A darker theme would be better.</w:t>
       </w:r>
     </w:p>
     <w:tbl>
@@ -2306,6 +2218,400 @@
           <w:szCs w:val="28"/>
         </w:rPr>
       </w:pPr>
+    </w:p>
+    <w:p>
+      <w:pPr>
+        <w:rPr>
+          <w:sz w:val="28"/>
+          <w:szCs w:val="28"/>
+        </w:rPr>
+      </w:pPr>
+    </w:p>
+    <w:p>
+      <w:pPr>
+        <w:rPr>
+          <w:sz w:val="28"/>
+          <w:szCs w:val="28"/>
+        </w:rPr>
+      </w:pPr>
+    </w:p>
+    <w:p>
+      <w:pPr>
+        <w:rPr>
+          <w:sz w:val="28"/>
+          <w:szCs w:val="28"/>
+        </w:rPr>
+      </w:pPr>
+    </w:p>
+    <w:p>
+      <w:pPr>
+        <w:rPr>
+          <w:sz w:val="28"/>
+          <w:szCs w:val="28"/>
+        </w:rPr>
+      </w:pPr>
+    </w:p>
+    <w:p>
+      <w:pPr>
+        <w:rPr>
+          <w:sz w:val="28"/>
+          <w:szCs w:val="28"/>
+        </w:rPr>
+      </w:pPr>
+    </w:p>
+    <w:p>
+      <w:pPr>
+        <w:rPr>
+          <w:sz w:val="28"/>
+          <w:szCs w:val="28"/>
+        </w:rPr>
+      </w:pPr>
+    </w:p>
+    <w:p>
+      <w:pPr>
+        <w:rPr>
+          <w:sz w:val="28"/>
+          <w:szCs w:val="28"/>
+        </w:rPr>
+      </w:pPr>
+    </w:p>
+    <w:p>
+      <w:pPr>
+        <w:rPr>
+          <w:sz w:val="28"/>
+          <w:szCs w:val="28"/>
+        </w:rPr>
+      </w:pPr>
+    </w:p>
+    <w:p>
+      <w:pPr>
+        <w:rPr>
+          <w:sz w:val="28"/>
+          <w:szCs w:val="28"/>
+        </w:rPr>
+      </w:pPr>
+    </w:p>
+    <w:p>
+      <w:pPr>
+        <w:rPr>
+          <w:sz w:val="28"/>
+          <w:szCs w:val="28"/>
+        </w:rPr>
+      </w:pPr>
+    </w:p>
+    <w:p>
+      <w:pPr>
+        <w:rPr>
+          <w:sz w:val="28"/>
+          <w:szCs w:val="28"/>
+        </w:rPr>
+      </w:pPr>
+    </w:p>
+    <w:p>
+      <w:pPr>
+        <w:rPr>
+          <w:sz w:val="28"/>
+          <w:szCs w:val="28"/>
+        </w:rPr>
+      </w:pPr>
+      <w:r>
+        <w:rPr>
+          <w:sz w:val="28"/>
+          <w:szCs w:val="28"/>
+        </w:rPr>
+        <w:lastRenderedPageBreak/>
+        <w:t>Identification of the Users, Their Needs, and Acceptable Limitations.</w:t>
+      </w:r>
+    </w:p>
+    <w:p>
+      <w:pPr>
+        <w:rPr>
+          <w:sz w:val="24"/>
+          <w:szCs w:val="24"/>
+        </w:rPr>
+      </w:pPr>
+      <w:r>
+        <w:rPr>
+          <w:sz w:val="24"/>
+          <w:szCs w:val="24"/>
+        </w:rPr>
+        <w:t>Identification of the Prospective Users</w:t>
+      </w:r>
+    </w:p>
+    <w:p>
+      <w:pPr>
+        <w:rPr>
+          <w:sz w:val="24"/>
+          <w:szCs w:val="24"/>
+        </w:rPr>
+      </w:pPr>
+      <w:r>
+        <w:rPr>
+          <w:sz w:val="24"/>
+          <w:szCs w:val="24"/>
+        </w:rPr>
+        <w:t>Students will be the main users of my program, they can login using their school email or their home email</w:t>
+      </w:r>
+      <w:r>
+        <w:rPr>
+          <w:sz w:val="24"/>
+          <w:szCs w:val="24"/>
+        </w:rPr>
+        <w:t>. This is required to play any games although the ability to search through players is available to anyone. Students will not be able to view the code but teachers, who will be in charge of the upkeep, will have access to the code. This is so students do not rig the statistics. Teachers will need access to make changes if there are any problems in the future.</w:t>
+      </w:r>
+    </w:p>
+    <w:p>
+      <w:pPr>
+        <w:rPr>
+          <w:sz w:val="24"/>
+          <w:szCs w:val="24"/>
+        </w:rPr>
+      </w:pPr>
+      <w:r>
+        <w:rPr>
+          <w:sz w:val="24"/>
+          <w:szCs w:val="24"/>
+        </w:rPr>
+        <w:t>Identification of User Needs and Acceptable Limitations</w:t>
+      </w:r>
+    </w:p>
+    <w:p>
+      <w:pPr>
+        <w:rPr>
+          <w:sz w:val="24"/>
+          <w:szCs w:val="24"/>
+        </w:rPr>
+      </w:pPr>
+      <w:r>
+        <w:rPr>
+          <w:sz w:val="24"/>
+          <w:szCs w:val="24"/>
+        </w:rPr>
+        <w:t>So, I can better understand the user requirements, I conducted an interview with a chess club member with a strong attendance, Jim. I asked Jim questions about the current system</w:t>
+      </w:r>
+      <w:r>
+        <w:rPr>
+          <w:sz w:val="24"/>
+          <w:szCs w:val="24"/>
+        </w:rPr>
+        <w:t>, I think this will be an accurate portrayal of what the players at the club what since he is very active in the community. The interview transcript is below:</w:t>
+      </w:r>
+    </w:p>
+    <w:p>
+      <w:pPr>
+        <w:ind w:left="50"/>
+        <w:rPr>
+          <w:sz w:val="24"/>
+          <w:szCs w:val="24"/>
+        </w:rPr>
+      </w:pPr>
+      <w:r>
+        <w:rPr>
+          <w:sz w:val="24"/>
+          <w:szCs w:val="24"/>
+        </w:rPr>
+        <w:t>Q1. What is the current system for chess, at the school?</w:t>
+      </w:r>
+    </w:p>
+    <w:p>
+      <w:pPr>
+        <w:ind w:left="50"/>
+        <w:rPr>
+          <w:sz w:val="24"/>
+          <w:szCs w:val="24"/>
+        </w:rPr>
+      </w:pPr>
+      <w:r>
+        <w:rPr>
+          <w:sz w:val="24"/>
+          <w:szCs w:val="24"/>
+        </w:rPr>
+        <w:t>A1. Well, we arrive at 3pm and start setting up the boards on the tables. We only have a few boards, so it doesn’t take long. We then take it in turns to play with a partner. A lot of the club time is spent watching matches at the moment.</w:t>
+      </w:r>
+    </w:p>
+    <w:p>
+      <w:pPr>
+        <w:ind w:left="50"/>
+        <w:rPr>
+          <w:sz w:val="24"/>
+          <w:szCs w:val="24"/>
+        </w:rPr>
+      </w:pPr>
+      <w:r>
+        <w:rPr>
+          <w:sz w:val="24"/>
+          <w:szCs w:val="24"/>
+        </w:rPr>
+        <w:t>Analysis: Jim has told us that there is a lack of boards, and that he spends a lot of time waiting.</w:t>
+      </w:r>
+    </w:p>
+    <w:p>
+      <w:pPr>
+        <w:ind w:left="50"/>
+        <w:rPr>
+          <w:sz w:val="24"/>
+          <w:szCs w:val="24"/>
+        </w:rPr>
+      </w:pPr>
+      <w:r>
+        <w:rPr>
+          <w:sz w:val="24"/>
+          <w:szCs w:val="24"/>
+        </w:rPr>
+        <w:t>Q2. What problems are there with the current system?</w:t>
+      </w:r>
+    </w:p>
+    <w:p>
+      <w:pPr>
+        <w:ind w:left="50"/>
+        <w:rPr>
+          <w:sz w:val="24"/>
+          <w:szCs w:val="24"/>
+        </w:rPr>
+      </w:pPr>
+      <w:r>
+        <w:rPr>
+          <w:sz w:val="24"/>
+          <w:szCs w:val="24"/>
+        </w:rPr>
+        <w:t xml:space="preserve">A2. We only have an hour a week at the club so I feel there is a lot of time wasted in setting up the game. As I’ve said before there is a lot of time waiting </w:t>
+      </w:r>
+    </w:p>
+    <w:p>
+      <w:pPr>
+        <w:rPr>
+          <w:sz w:val="24"/>
+          <w:szCs w:val="24"/>
+        </w:rPr>
+      </w:pPr>
+    </w:p>
+    <w:p>
+      <w:pPr>
+        <w:rPr>
+          <w:sz w:val="28"/>
+          <w:szCs w:val="28"/>
+        </w:rPr>
+      </w:pPr>
+    </w:p>
+    <w:p>
+      <w:pPr>
+        <w:rPr>
+          <w:sz w:val="28"/>
+          <w:szCs w:val="28"/>
+        </w:rPr>
+      </w:pPr>
+    </w:p>
+    <w:p>
+      <w:pPr>
+        <w:rPr>
+          <w:sz w:val="28"/>
+          <w:szCs w:val="28"/>
+        </w:rPr>
+      </w:pPr>
+    </w:p>
+    <w:p>
+      <w:pPr>
+        <w:rPr>
+          <w:sz w:val="28"/>
+          <w:szCs w:val="28"/>
+        </w:rPr>
+      </w:pPr>
+    </w:p>
+    <w:p>
+      <w:pPr>
+        <w:rPr>
+          <w:sz w:val="28"/>
+          <w:szCs w:val="28"/>
+        </w:rPr>
+      </w:pPr>
+    </w:p>
+    <w:p>
+      <w:pPr>
+        <w:rPr>
+          <w:sz w:val="28"/>
+          <w:szCs w:val="28"/>
+        </w:rPr>
+      </w:pPr>
+    </w:p>
+    <w:p>
+      <w:pPr>
+        <w:rPr>
+          <w:sz w:val="28"/>
+          <w:szCs w:val="28"/>
+        </w:rPr>
+      </w:pPr>
+    </w:p>
+    <w:p>
+      <w:pPr>
+        <w:rPr>
+          <w:sz w:val="28"/>
+          <w:szCs w:val="28"/>
+        </w:rPr>
+      </w:pPr>
+    </w:p>
+    <w:p>
+      <w:pPr>
+        <w:rPr>
+          <w:sz w:val="28"/>
+          <w:szCs w:val="28"/>
+        </w:rPr>
+      </w:pPr>
+    </w:p>
+    <w:p>
+      <w:pPr>
+        <w:rPr>
+          <w:sz w:val="28"/>
+          <w:szCs w:val="28"/>
+        </w:rPr>
+      </w:pPr>
+    </w:p>
+    <w:p>
+      <w:pPr>
+        <w:rPr>
+          <w:sz w:val="28"/>
+          <w:szCs w:val="28"/>
+        </w:rPr>
+      </w:pPr>
+    </w:p>
+    <w:p>
+      <w:pPr>
+        <w:rPr>
+          <w:sz w:val="28"/>
+          <w:szCs w:val="28"/>
+        </w:rPr>
+      </w:pPr>
+    </w:p>
+    <w:p>
+      <w:pPr>
+        <w:rPr>
+          <w:sz w:val="28"/>
+          <w:szCs w:val="28"/>
+        </w:rPr>
+      </w:pPr>
+    </w:p>
+    <w:p>
+      <w:pPr>
+        <w:rPr>
+          <w:sz w:val="28"/>
+          <w:szCs w:val="28"/>
+        </w:rPr>
+      </w:pPr>
+    </w:p>
+    <w:p>
+      <w:pPr>
+        <w:rPr>
+          <w:sz w:val="28"/>
+          <w:szCs w:val="28"/>
+        </w:rPr>
+      </w:pPr>
+    </w:p>
+    <w:p>
+      <w:pPr>
+        <w:rPr>
+          <w:sz w:val="28"/>
+          <w:szCs w:val="28"/>
+        </w:rPr>
+      </w:pPr>
       <w:r>
         <w:rPr>
           <w:sz w:val="28"/>
@@ -2503,23 +2809,7 @@
           <w:sz w:val="24"/>
           <w:szCs w:val="24"/>
         </w:rPr>
-        <w:t xml:space="preserve"> shows </w:t>
-      </w:r>
-      <w:proofErr w:type="gramStart"/>
-      <w:r>
-        <w:rPr>
-          <w:sz w:val="24"/>
-          <w:szCs w:val="24"/>
-        </w:rPr>
-        <w:t>all of</w:t>
-      </w:r>
-      <w:proofErr w:type="gramEnd"/>
-      <w:r>
-        <w:rPr>
-          <w:sz w:val="24"/>
-          <w:szCs w:val="24"/>
-        </w:rPr>
-        <w:t xml:space="preserve"> the different requests</w:t>
+        <w:t xml:space="preserve"> shows all of the different requests</w:t>
       </w:r>
     </w:p>
     <w:p>
@@ -2539,23 +2829,7 @@
           <w:sz w:val="24"/>
           <w:szCs w:val="24"/>
         </w:rPr>
-        <w:t xml:space="preserve">Shows </w:t>
-      </w:r>
-      <w:proofErr w:type="gramStart"/>
-      <w:r>
-        <w:rPr>
-          <w:sz w:val="24"/>
-          <w:szCs w:val="24"/>
-        </w:rPr>
-        <w:t>all of</w:t>
-      </w:r>
-      <w:proofErr w:type="gramEnd"/>
-      <w:r>
-        <w:rPr>
-          <w:sz w:val="24"/>
-          <w:szCs w:val="24"/>
-        </w:rPr>
-        <w:t xml:space="preserve"> the different schemas</w:t>
+        <w:t>Shows all of the different schemas</w:t>
       </w:r>
     </w:p>
     <w:p>
@@ -2735,7 +3009,6 @@
           <w:sz w:val="24"/>
           <w:szCs w:val="24"/>
         </w:rPr>
-        <w:lastRenderedPageBreak/>
         <w:t>When in checkmate win message is displayed to the winner and an option to return to the main menu is shown</w:t>
       </w:r>
     </w:p>
@@ -2991,6 +3264,95 @@
     </w:lvl>
   </w:abstractNum>
   <w:abstractNum w:abstractNumId="1" w15:restartNumberingAfterBreak="0">
+    <w:nsid w:val="0AFD3602"/>
+    <w:multiLevelType w:val="hybridMultilevel"/>
+    <w:tmpl w:val="9750715E"/>
+    <w:lvl w:ilvl="0" w:tplc="034CB6E8">
+      <w:start w:val="1"/>
+      <w:numFmt w:val="decimal"/>
+      <w:lvlText w:val="%1."/>
+      <w:lvlJc w:val="left"/>
+      <w:pPr>
+        <w:ind w:left="410" w:hanging="360"/>
+      </w:pPr>
+      <w:rPr>
+        <w:rFonts w:hint="default"/>
+      </w:rPr>
+    </w:lvl>
+    <w:lvl w:ilvl="1" w:tplc="08090019" w:tentative="1">
+      <w:start w:val="1"/>
+      <w:numFmt w:val="lowerLetter"/>
+      <w:lvlText w:val="%2."/>
+      <w:lvlJc w:val="left"/>
+      <w:pPr>
+        <w:ind w:left="1130" w:hanging="360"/>
+      </w:pPr>
+    </w:lvl>
+    <w:lvl w:ilvl="2" w:tplc="0809001B" w:tentative="1">
+      <w:start w:val="1"/>
+      <w:numFmt w:val="lowerRoman"/>
+      <w:lvlText w:val="%3."/>
+      <w:lvlJc w:val="right"/>
+      <w:pPr>
+        <w:ind w:left="1850" w:hanging="180"/>
+      </w:pPr>
+    </w:lvl>
+    <w:lvl w:ilvl="3" w:tplc="0809000F" w:tentative="1">
+      <w:start w:val="1"/>
+      <w:numFmt w:val="decimal"/>
+      <w:lvlText w:val="%4."/>
+      <w:lvlJc w:val="left"/>
+      <w:pPr>
+        <w:ind w:left="2570" w:hanging="360"/>
+      </w:pPr>
+    </w:lvl>
+    <w:lvl w:ilvl="4" w:tplc="08090019" w:tentative="1">
+      <w:start w:val="1"/>
+      <w:numFmt w:val="lowerLetter"/>
+      <w:lvlText w:val="%5."/>
+      <w:lvlJc w:val="left"/>
+      <w:pPr>
+        <w:ind w:left="3290" w:hanging="360"/>
+      </w:pPr>
+    </w:lvl>
+    <w:lvl w:ilvl="5" w:tplc="0809001B" w:tentative="1">
+      <w:start w:val="1"/>
+      <w:numFmt w:val="lowerRoman"/>
+      <w:lvlText w:val="%6."/>
+      <w:lvlJc w:val="right"/>
+      <w:pPr>
+        <w:ind w:left="4010" w:hanging="180"/>
+      </w:pPr>
+    </w:lvl>
+    <w:lvl w:ilvl="6" w:tplc="0809000F" w:tentative="1">
+      <w:start w:val="1"/>
+      <w:numFmt w:val="decimal"/>
+      <w:lvlText w:val="%7."/>
+      <w:lvlJc w:val="left"/>
+      <w:pPr>
+        <w:ind w:left="4730" w:hanging="360"/>
+      </w:pPr>
+    </w:lvl>
+    <w:lvl w:ilvl="7" w:tplc="08090019" w:tentative="1">
+      <w:start w:val="1"/>
+      <w:numFmt w:val="lowerLetter"/>
+      <w:lvlText w:val="%8."/>
+      <w:lvlJc w:val="left"/>
+      <w:pPr>
+        <w:ind w:left="5450" w:hanging="360"/>
+      </w:pPr>
+    </w:lvl>
+    <w:lvl w:ilvl="8" w:tplc="0809001B" w:tentative="1">
+      <w:start w:val="1"/>
+      <w:numFmt w:val="lowerRoman"/>
+      <w:lvlText w:val="%9."/>
+      <w:lvlJc w:val="right"/>
+      <w:pPr>
+        <w:ind w:left="6170" w:hanging="180"/>
+      </w:pPr>
+    </w:lvl>
+  </w:abstractNum>
+  <w:abstractNum w:abstractNumId="2" w15:restartNumberingAfterBreak="0">
     <w:nsid w:val="10095CDC"/>
     <w:multiLevelType w:val="hybridMultilevel"/>
     <w:tmpl w:val="6F04650A"/>
@@ -3103,7 +3465,7 @@
       </w:rPr>
     </w:lvl>
   </w:abstractNum>
-  <w:abstractNum w:abstractNumId="2" w15:restartNumberingAfterBreak="0">
+  <w:abstractNum w:abstractNumId="3" w15:restartNumberingAfterBreak="0">
     <w:nsid w:val="225A1606"/>
     <w:multiLevelType w:val="multilevel"/>
     <w:tmpl w:val="3FCA8A92"/>
@@ -3252,7 +3614,7 @@
       </w:rPr>
     </w:lvl>
   </w:abstractNum>
-  <w:abstractNum w:abstractNumId="3" w15:restartNumberingAfterBreak="0">
+  <w:abstractNum w:abstractNumId="4" w15:restartNumberingAfterBreak="0">
     <w:nsid w:val="26E718FD"/>
     <w:multiLevelType w:val="hybridMultilevel"/>
     <w:tmpl w:val="8496F496"/>
@@ -3365,7 +3727,96 @@
       </w:rPr>
     </w:lvl>
   </w:abstractNum>
-  <w:abstractNum w:abstractNumId="4" w15:restartNumberingAfterBreak="0">
+  <w:abstractNum w:abstractNumId="5" w15:restartNumberingAfterBreak="0">
+    <w:nsid w:val="417B541B"/>
+    <w:multiLevelType w:val="hybridMultilevel"/>
+    <w:tmpl w:val="BCD275BC"/>
+    <w:lvl w:ilvl="0" w:tplc="034CB6E8">
+      <w:start w:val="1"/>
+      <w:numFmt w:val="decimal"/>
+      <w:lvlText w:val="%1."/>
+      <w:lvlJc w:val="left"/>
+      <w:pPr>
+        <w:ind w:left="410" w:hanging="360"/>
+      </w:pPr>
+      <w:rPr>
+        <w:rFonts w:hint="default"/>
+      </w:rPr>
+    </w:lvl>
+    <w:lvl w:ilvl="1" w:tplc="08090019" w:tentative="1">
+      <w:start w:val="1"/>
+      <w:numFmt w:val="lowerLetter"/>
+      <w:lvlText w:val="%2."/>
+      <w:lvlJc w:val="left"/>
+      <w:pPr>
+        <w:ind w:left="1440" w:hanging="360"/>
+      </w:pPr>
+    </w:lvl>
+    <w:lvl w:ilvl="2" w:tplc="0809001B" w:tentative="1">
+      <w:start w:val="1"/>
+      <w:numFmt w:val="lowerRoman"/>
+      <w:lvlText w:val="%3."/>
+      <w:lvlJc w:val="right"/>
+      <w:pPr>
+        <w:ind w:left="2160" w:hanging="180"/>
+      </w:pPr>
+    </w:lvl>
+    <w:lvl w:ilvl="3" w:tplc="0809000F" w:tentative="1">
+      <w:start w:val="1"/>
+      <w:numFmt w:val="decimal"/>
+      <w:lvlText w:val="%4."/>
+      <w:lvlJc w:val="left"/>
+      <w:pPr>
+        <w:ind w:left="2880" w:hanging="360"/>
+      </w:pPr>
+    </w:lvl>
+    <w:lvl w:ilvl="4" w:tplc="08090019" w:tentative="1">
+      <w:start w:val="1"/>
+      <w:numFmt w:val="lowerLetter"/>
+      <w:lvlText w:val="%5."/>
+      <w:lvlJc w:val="left"/>
+      <w:pPr>
+        <w:ind w:left="3600" w:hanging="360"/>
+      </w:pPr>
+    </w:lvl>
+    <w:lvl w:ilvl="5" w:tplc="0809001B" w:tentative="1">
+      <w:start w:val="1"/>
+      <w:numFmt w:val="lowerRoman"/>
+      <w:lvlText w:val="%6."/>
+      <w:lvlJc w:val="right"/>
+      <w:pPr>
+        <w:ind w:left="4320" w:hanging="180"/>
+      </w:pPr>
+    </w:lvl>
+    <w:lvl w:ilvl="6" w:tplc="0809000F" w:tentative="1">
+      <w:start w:val="1"/>
+      <w:numFmt w:val="decimal"/>
+      <w:lvlText w:val="%7."/>
+      <w:lvlJc w:val="left"/>
+      <w:pPr>
+        <w:ind w:left="5040" w:hanging="360"/>
+      </w:pPr>
+    </w:lvl>
+    <w:lvl w:ilvl="7" w:tplc="08090019" w:tentative="1">
+      <w:start w:val="1"/>
+      <w:numFmt w:val="lowerLetter"/>
+      <w:lvlText w:val="%8."/>
+      <w:lvlJc w:val="left"/>
+      <w:pPr>
+        <w:ind w:left="5760" w:hanging="360"/>
+      </w:pPr>
+    </w:lvl>
+    <w:lvl w:ilvl="8" w:tplc="0809001B" w:tentative="1">
+      <w:start w:val="1"/>
+      <w:numFmt w:val="lowerRoman"/>
+      <w:lvlText w:val="%9."/>
+      <w:lvlJc w:val="right"/>
+      <w:pPr>
+        <w:ind w:left="6480" w:hanging="180"/>
+      </w:pPr>
+    </w:lvl>
+  </w:abstractNum>
+  <w:abstractNum w:abstractNumId="6" w15:restartNumberingAfterBreak="0">
     <w:nsid w:val="4B7D43E3"/>
     <w:multiLevelType w:val="multilevel"/>
     <w:tmpl w:val="2438BB42"/>
@@ -3514,7 +3965,7 @@
       </w:rPr>
     </w:lvl>
   </w:abstractNum>
-  <w:abstractNum w:abstractNumId="5" w15:restartNumberingAfterBreak="0">
+  <w:abstractNum w:abstractNumId="7" w15:restartNumberingAfterBreak="0">
     <w:nsid w:val="5DAC5EF6"/>
     <w:multiLevelType w:val="hybridMultilevel"/>
     <w:tmpl w:val="A3D25F36"/>
@@ -3601,21 +4052,27 @@
     </w:lvl>
   </w:abstractNum>
   <w:num w:numId="1">
-    <w:abstractNumId w:val="2"/>
+    <w:abstractNumId w:val="3"/>
   </w:num>
   <w:num w:numId="2">
-    <w:abstractNumId w:val="4"/>
+    <w:abstractNumId w:val="6"/>
   </w:num>
   <w:num w:numId="3">
-    <w:abstractNumId w:val="3"/>
+    <w:abstractNumId w:val="4"/>
   </w:num>
   <w:num w:numId="4">
     <w:abstractNumId w:val="0"/>
   </w:num>
   <w:num w:numId="5">
+    <w:abstractNumId w:val="2"/>
+  </w:num>
+  <w:num w:numId="6">
+    <w:abstractNumId w:val="7"/>
+  </w:num>
+  <w:num w:numId="7">
     <w:abstractNumId w:val="1"/>
   </w:num>
-  <w:num w:numId="6">
+  <w:num w:numId="8">
     <w:abstractNumId w:val="5"/>
   </w:num>
 </w:numbering>
